--- a/app/public/templates/Commissaire-aux-comptes-avec-retard.docx
+++ b/app/public/templates/Commissaire-aux-comptes-avec-retard.docx
@@ -387,23 +387,7 @@
         <w:rPr>
           <w:rFonts w:ascii="Arial" w:hAnsi="Arial" w:cs="Arial"/>
         </w:rPr>
-        <w:t>{</w:t>
-      </w:r>
-      <w:proofErr w:type="spellStart"/>
-      <w:proofErr w:type="gramStart"/>
-      <w:r>
-        <w:rPr>
-          <w:rFonts w:ascii="Arial" w:hAnsi="Arial" w:cs="Arial"/>
-        </w:rPr>
-        <w:t>raisonSociale</w:t>
-      </w:r>
-      <w:proofErr w:type="spellEnd"/>
-      <w:proofErr w:type="gramEnd"/>
-      <w:r>
-        <w:rPr>
-          <w:rFonts w:ascii="Arial" w:hAnsi="Arial" w:cs="Arial"/>
-        </w:rPr>
-        <w:t>}</w:t>
+        <w:t>{raisonSociale}</w:t>
       </w:r>
     </w:p>
     <w:p>
@@ -487,9 +471,8 @@
           <w:sz w:val="22"/>
           <w:szCs w:val="22"/>
         </w:rPr>
-        <w:t>{</w:t>
-      </w:r>
-      <w:proofErr w:type="spellStart"/>
+        <w:t>{jourDebut}</w:t>
+      </w:r>
       <w:r>
         <w:rPr>
           <w:rFonts w:ascii="Arial" w:hAnsi="Arial" w:cs="Arial"/>
@@ -497,10 +480,10 @@
           <w:bCs/>
           <w:sz w:val="22"/>
           <w:szCs w:val="22"/>
-        </w:rPr>
-        <w:t>jourDebut</w:t>
-      </w:r>
-      <w:proofErr w:type="spellEnd"/>
+          <w:vertAlign w:val="superscript"/>
+        </w:rPr>
+        <w:t>{exposantDebut}</w:t>
+      </w:r>
       <w:r>
         <w:rPr>
           <w:rFonts w:ascii="Arial" w:hAnsi="Arial" w:cs="Arial"/>
@@ -509,74 +492,7 @@
           <w:sz w:val="22"/>
           <w:szCs w:val="22"/>
         </w:rPr>
-        <w:t>}</w:t>
-      </w:r>
-      <w:r>
-        <w:rPr>
-          <w:rFonts w:ascii="Arial" w:hAnsi="Arial" w:cs="Arial"/>
-          <w:b/>
-          <w:bCs/>
-          <w:sz w:val="22"/>
-          <w:szCs w:val="22"/>
-          <w:vertAlign w:val="superscript"/>
-        </w:rPr>
-        <w:t>{</w:t>
-      </w:r>
-      <w:proofErr w:type="spellStart"/>
-      <w:r>
-        <w:rPr>
-          <w:rFonts w:ascii="Arial" w:hAnsi="Arial" w:cs="Arial"/>
-          <w:b/>
-          <w:bCs/>
-          <w:sz w:val="22"/>
-          <w:szCs w:val="22"/>
-          <w:vertAlign w:val="superscript"/>
-        </w:rPr>
-        <w:t>exposantDebut</w:t>
-      </w:r>
-      <w:proofErr w:type="spellEnd"/>
-      <w:r>
-        <w:rPr>
-          <w:rFonts w:ascii="Arial" w:hAnsi="Arial" w:cs="Arial"/>
-          <w:b/>
-          <w:bCs/>
-          <w:sz w:val="22"/>
-          <w:szCs w:val="22"/>
-          <w:vertAlign w:val="superscript"/>
-        </w:rPr>
-        <w:t>}</w:t>
-      </w:r>
-      <w:r>
-        <w:rPr>
-          <w:rFonts w:ascii="Arial" w:hAnsi="Arial" w:cs="Arial"/>
-          <w:b/>
-          <w:bCs/>
-          <w:sz w:val="22"/>
-          <w:szCs w:val="22"/>
-        </w:rPr>
-        <w:t>{</w:t>
-      </w:r>
-      <w:proofErr w:type="spellStart"/>
-      <w:r>
-        <w:rPr>
-          <w:rFonts w:ascii="Arial" w:hAnsi="Arial" w:cs="Arial"/>
-          <w:b/>
-          <w:bCs/>
-          <w:sz w:val="22"/>
-          <w:szCs w:val="22"/>
-        </w:rPr>
-        <w:t>finCouverture</w:t>
-      </w:r>
-      <w:proofErr w:type="spellEnd"/>
-      <w:r>
-        <w:rPr>
-          <w:rFonts w:ascii="Arial" w:hAnsi="Arial" w:cs="Arial"/>
-          <w:b/>
-          <w:bCs/>
-          <w:sz w:val="22"/>
-          <w:szCs w:val="22"/>
-        </w:rPr>
-        <w:t>}</w:t>
+        <w:t>{finCouverture}</w:t>
       </w:r>
     </w:p>
     <w:p>
@@ -1001,9 +917,18 @@
           <w:sz w:val="24"/>
           <w:szCs w:val="24"/>
         </w:rPr>
-        <w:t>{</w:t>
-      </w:r>
-      <w:proofErr w:type="spellStart"/>
+        <w:t>{civilite}</w:t>
+      </w:r>
+      <w:r>
+        <w:rPr>
+          <w:rFonts w:ascii="Aptos" w:hAnsi="Aptos" w:cs="Arial"/>
+          <w:b/>
+          <w:bCs/>
+          <w:sz w:val="24"/>
+          <w:szCs w:val="24"/>
+        </w:rPr>
+        <w:t xml:space="preserve"> </w:t>
+      </w:r>
       <w:r>
         <w:rPr>
           <w:rFonts w:ascii="Aptos" w:hAnsi="Aptos"/>
@@ -1012,60 +937,7 @@
           <w:sz w:val="24"/>
           <w:szCs w:val="24"/>
         </w:rPr>
-        <w:t>civilite</w:t>
-      </w:r>
-      <w:proofErr w:type="spellEnd"/>
-      <w:r>
-        <w:rPr>
-          <w:rFonts w:ascii="Aptos" w:hAnsi="Aptos"/>
-          <w:b/>
-          <w:bCs/>
-          <w:sz w:val="24"/>
-          <w:szCs w:val="24"/>
-        </w:rPr>
-        <w:t>}</w:t>
-      </w:r>
-      <w:r>
-        <w:rPr>
-          <w:rFonts w:ascii="Aptos" w:hAnsi="Aptos" w:cs="Arial"/>
-          <w:b/>
-          <w:bCs/>
-          <w:sz w:val="24"/>
-          <w:szCs w:val="24"/>
-        </w:rPr>
-        <w:t xml:space="preserve"> </w:t>
-      </w:r>
-      <w:r>
-        <w:rPr>
-          <w:rFonts w:ascii="Aptos" w:hAnsi="Aptos"/>
-          <w:b/>
-          <w:bCs/>
-          <w:sz w:val="24"/>
-          <w:szCs w:val="24"/>
-        </w:rPr>
-        <w:t>{</w:t>
-      </w:r>
-      <w:proofErr w:type="spellStart"/>
-      <w:r>
-        <w:rPr>
-          <w:rFonts w:ascii="Aptos" w:hAnsi="Aptos"/>
-          <w:b/>
-          <w:bCs/>
-          <w:sz w:val="24"/>
-          <w:szCs w:val="24"/>
-        </w:rPr>
-        <w:t>pdg</w:t>
-      </w:r>
-      <w:proofErr w:type="spellEnd"/>
-      <w:r>
-        <w:rPr>
-          <w:rFonts w:ascii="Aptos" w:hAnsi="Aptos"/>
-          <w:b/>
-          <w:bCs/>
-          <w:sz w:val="24"/>
-          <w:szCs w:val="24"/>
-        </w:rPr>
-        <w:t>}</w:t>
+        <w:t>{pdg}</w:t>
       </w:r>
     </w:p>
     <w:p>
@@ -1088,29 +960,7 @@
           <w:sz w:val="24"/>
           <w:szCs w:val="24"/>
         </w:rPr>
-        <w:t>{</w:t>
-      </w:r>
-      <w:proofErr w:type="spellStart"/>
-      <w:proofErr w:type="gramStart"/>
-      <w:r>
-        <w:rPr>
-          <w:b/>
-          <w:bCs/>
-          <w:sz w:val="24"/>
-          <w:szCs w:val="24"/>
-        </w:rPr>
-        <w:t>titrePdg</w:t>
-      </w:r>
-      <w:proofErr w:type="spellEnd"/>
-      <w:proofErr w:type="gramEnd"/>
-      <w:r>
-        <w:rPr>
-          <w:b/>
-          <w:bCs/>
-          <w:sz w:val="24"/>
-          <w:szCs w:val="24"/>
-        </w:rPr>
-        <w:t>}</w:t>
+        <w:t>{titrePdg}</w:t>
       </w:r>
       <w:r>
         <w:rPr>
@@ -1130,31 +980,7 @@
           <w:szCs w:val="24"/>
           <w:lang w:val="en-US"/>
         </w:rPr>
-        <w:t>{</w:t>
-      </w:r>
-      <w:proofErr w:type="spellStart"/>
-      <w:r>
-        <w:rPr>
-          <w:rFonts w:ascii="Aptos" w:hAnsi="Aptos"/>
-          <w:b/>
-          <w:bCs/>
-          <w:sz w:val="24"/>
-          <w:szCs w:val="24"/>
-          <w:lang w:val="en-US"/>
-        </w:rPr>
-        <w:t>raisonSociale</w:t>
-      </w:r>
-      <w:proofErr w:type="spellEnd"/>
-      <w:r>
-        <w:rPr>
-          <w:rFonts w:ascii="Aptos" w:hAnsi="Aptos"/>
-          <w:b/>
-          <w:bCs/>
-          <w:sz w:val="24"/>
-          <w:szCs w:val="24"/>
-          <w:lang w:val="en-US"/>
-        </w:rPr>
-        <w:t>}</w:t>
+        <w:t>{raisonSociale}</w:t>
       </w:r>
     </w:p>
     <w:p>
@@ -1166,7 +992,6 @@
           <w:color w:val="000000"/>
           <w:sz w:val="24"/>
           <w:szCs w:val="24"/>
-          <w:lang/>
         </w:rPr>
       </w:pPr>
       <w:r>
@@ -1175,25 +1000,7 @@
           <w:sz w:val="24"/>
           <w:szCs w:val="24"/>
         </w:rPr>
-        <w:t>{</w:t>
-      </w:r>
-      <w:proofErr w:type="gramStart"/>
-      <w:r>
-        <w:rPr>
-          <w:rFonts w:ascii="Aptos" w:hAnsi="Aptos"/>
-          <w:sz w:val="24"/>
-          <w:szCs w:val="24"/>
-        </w:rPr>
-        <w:t>adresse</w:t>
-      </w:r>
-      <w:proofErr w:type="gramEnd"/>
-      <w:r>
-        <w:rPr>
-          <w:rFonts w:ascii="Aptos" w:hAnsi="Aptos"/>
-          <w:sz w:val="24"/>
-          <w:szCs w:val="24"/>
-        </w:rPr>
-        <w:t>}</w:t>
+        <w:t>{adresse}</w:t>
       </w:r>
     </w:p>
     <w:p>
@@ -1205,7 +1012,6 @@
           <w:color w:val="000000"/>
           <w:sz w:val="24"/>
           <w:szCs w:val="24"/>
-          <w:lang/>
         </w:rPr>
       </w:pPr>
     </w:p>
@@ -1339,29 +1145,7 @@
           <w:sz w:val="24"/>
           <w:szCs w:val="24"/>
         </w:rPr>
-        <w:t>{</w:t>
-      </w:r>
-      <w:proofErr w:type="spellStart"/>
-      <w:r>
-        <w:rPr>
-          <w:rFonts w:ascii="Aptos" w:hAnsi="Aptos"/>
-          <w:b/>
-          <w:bCs/>
-          <w:sz w:val="24"/>
-          <w:szCs w:val="24"/>
-        </w:rPr>
-        <w:t>periodeCourte</w:t>
-      </w:r>
-      <w:proofErr w:type="spellEnd"/>
-      <w:r>
-        <w:rPr>
-          <w:rFonts w:ascii="Aptos" w:hAnsi="Aptos"/>
-          <w:b/>
-          <w:bCs/>
-          <w:sz w:val="24"/>
-          <w:szCs w:val="24"/>
-        </w:rPr>
-        <w:t>}</w:t>
+        <w:t>{periodeCourte}</w:t>
       </w:r>
     </w:p>
     <w:p>
@@ -1410,9 +1194,72 @@
           <w:sz w:val="24"/>
           <w:szCs w:val="24"/>
         </w:rPr>
-        <w:t>{</w:t>
-      </w:r>
-      <w:proofErr w:type="spellStart"/>
+        <w:t>{raisonSociale}</w:t>
+      </w:r>
+      <w:r>
+        <w:rPr>
+          <w:rFonts w:ascii="Aptos" w:hAnsi="Aptos" w:cs="Arial"/>
+          <w:sz w:val="24"/>
+          <w:szCs w:val="24"/>
+        </w:rPr>
+        <w:t xml:space="preserve"> </w:t>
+      </w:r>
+      <w:r>
+        <w:rPr>
+          <w:rFonts w:ascii="Aptos" w:hAnsi="Aptos" w:cs="Arial"/>
+          <w:sz w:val="24"/>
+          <w:szCs w:val="24"/>
+        </w:rPr>
+        <w:t xml:space="preserve">et </w:t>
+      </w:r>
+      <w:r>
+        <w:rPr>
+          <w:rFonts w:ascii="Aptos" w:hAnsi="Aptos" w:cs="Arial"/>
+          <w:sz w:val="24"/>
+          <w:szCs w:val="24"/>
+        </w:rPr>
+        <w:t>en application des</w:t>
+      </w:r>
+      <w:r>
+        <w:rPr>
+          <w:rFonts w:ascii="Aptos" w:hAnsi="Aptos" w:cs="Arial"/>
+          <w:sz w:val="24"/>
+          <w:szCs w:val="24"/>
+        </w:rPr>
+        <w:t xml:space="preserve"> </w:t>
+      </w:r>
+      <w:r>
+        <w:rPr>
+          <w:rFonts w:ascii="Aptos" w:hAnsi="Aptos" w:cs="Arial"/>
+          <w:sz w:val="24"/>
+          <w:szCs w:val="24"/>
+        </w:rPr>
+        <w:t>dispositions de la loi 69-21 relative aux délais de paiement, nous avons vérifié la concordance des</w:t>
+      </w:r>
+      <w:r>
+        <w:rPr>
+          <w:rFonts w:ascii="Aptos" w:hAnsi="Aptos" w:cs="Arial"/>
+          <w:sz w:val="24"/>
+          <w:szCs w:val="24"/>
+        </w:rPr>
+        <w:t xml:space="preserve"> </w:t>
+      </w:r>
+      <w:r>
+        <w:rPr>
+          <w:rFonts w:ascii="Aptos" w:hAnsi="Aptos" w:cs="Arial"/>
+          <w:sz w:val="24"/>
+          <w:szCs w:val="24"/>
+        </w:rPr>
+        <w:t xml:space="preserve">informations, figurant dans l’état joint à la déclaration des délais de paiement, avec les justificatifs des informations figurant sur les factures non payées dans les délais prévus à l’article 2.78 de la loi 69-21 de </w:t>
+      </w:r>
+      <w:r>
+        <w:rPr>
+          <w:rFonts w:ascii="Aptos" w:hAnsi="Aptos" w:cs="Arial"/>
+          <w:sz w:val="24"/>
+          <w:szCs w:val="24"/>
+        </w:rPr>
+        <w:t xml:space="preserve">la société </w:t>
+      </w:r>
       <w:r>
         <w:rPr>
           <w:rFonts w:ascii="Aptos" w:hAnsi="Aptos"/>
@@ -1421,9 +1268,16 @@
           <w:sz w:val="24"/>
           <w:szCs w:val="24"/>
         </w:rPr>
-        <w:t>raisonSociale</w:t>
-      </w:r>
-      <w:proofErr w:type="spellEnd"/>
+        <w:t>{raisonSociale}</w:t>
+      </w:r>
+      <w:r>
+        <w:rPr>
+          <w:rFonts w:ascii="Aptos" w:hAnsi="Aptos" w:cs="Arial"/>
+          <w:sz w:val="24"/>
+          <w:szCs w:val="24"/>
+        </w:rPr>
+        <w:t xml:space="preserve"> au titre de la période du </w:t>
+      </w:r>
       <w:r>
         <w:rPr>
           <w:rFonts w:ascii="Aptos" w:hAnsi="Aptos"/>
@@ -1432,143 +1286,7 @@
           <w:sz w:val="24"/>
           <w:szCs w:val="24"/>
         </w:rPr>
-        <w:t>}</w:t>
-      </w:r>
-      <w:r>
-        <w:rPr>
-          <w:rFonts w:ascii="Aptos" w:hAnsi="Aptos" w:cs="Arial"/>
-          <w:sz w:val="24"/>
-          <w:szCs w:val="24"/>
-        </w:rPr>
-        <w:t xml:space="preserve"> </w:t>
-      </w:r>
-      <w:r>
-        <w:rPr>
-          <w:rFonts w:ascii="Aptos" w:hAnsi="Aptos" w:cs="Arial"/>
-          <w:sz w:val="24"/>
-          <w:szCs w:val="24"/>
-        </w:rPr>
-        <w:t xml:space="preserve">et </w:t>
-      </w:r>
-      <w:r>
-        <w:rPr>
-          <w:rFonts w:ascii="Aptos" w:hAnsi="Aptos" w:cs="Arial"/>
-          <w:sz w:val="24"/>
-          <w:szCs w:val="24"/>
-        </w:rPr>
-        <w:t>en application des</w:t>
-      </w:r>
-      <w:r>
-        <w:rPr>
-          <w:rFonts w:ascii="Aptos" w:hAnsi="Aptos" w:cs="Arial"/>
-          <w:sz w:val="24"/>
-          <w:szCs w:val="24"/>
-        </w:rPr>
-        <w:t xml:space="preserve"> </w:t>
-      </w:r>
-      <w:r>
-        <w:rPr>
-          <w:rFonts w:ascii="Aptos" w:hAnsi="Aptos" w:cs="Arial"/>
-          <w:sz w:val="24"/>
-          <w:szCs w:val="24"/>
-        </w:rPr>
-        <w:t>dispositions de la loi 69-21 relative aux délais de paiement, nous avons vérifié la concordance des</w:t>
-      </w:r>
-      <w:r>
-        <w:rPr>
-          <w:rFonts w:ascii="Aptos" w:hAnsi="Aptos" w:cs="Arial"/>
-          <w:sz w:val="24"/>
-          <w:szCs w:val="24"/>
-        </w:rPr>
-        <w:t xml:space="preserve"> </w:t>
-      </w:r>
-      <w:r>
-        <w:rPr>
-          <w:rFonts w:ascii="Aptos" w:hAnsi="Aptos" w:cs="Arial"/>
-          <w:sz w:val="24"/>
-          <w:szCs w:val="24"/>
-        </w:rPr>
-        <w:t xml:space="preserve">informations, figurant dans l’état joint à la déclaration des délais de paiement, avec les justificatifs des informations figurant sur les factures non payées dans les délais prévus à l’article 2.78 de la loi 69-21 de </w:t>
-      </w:r>
-      <w:r>
-        <w:rPr>
-          <w:rFonts w:ascii="Aptos" w:hAnsi="Aptos" w:cs="Arial"/>
-          <w:sz w:val="24"/>
-          <w:szCs w:val="24"/>
-        </w:rPr>
-        <w:t xml:space="preserve">la société </w:t>
-      </w:r>
-      <w:r>
-        <w:rPr>
-          <w:rFonts w:ascii="Aptos" w:hAnsi="Aptos"/>
-          <w:b/>
-          <w:bCs/>
-          <w:sz w:val="24"/>
-          <w:szCs w:val="24"/>
-        </w:rPr>
-        <w:t>{</w:t>
-      </w:r>
-      <w:proofErr w:type="spellStart"/>
-      <w:r>
-        <w:rPr>
-          <w:rFonts w:ascii="Aptos" w:hAnsi="Aptos"/>
-          <w:b/>
-          <w:bCs/>
-          <w:sz w:val="24"/>
-          <w:szCs w:val="24"/>
-        </w:rPr>
-        <w:t>raisonSociale</w:t>
-      </w:r>
-      <w:proofErr w:type="spellEnd"/>
-      <w:r>
-        <w:rPr>
-          <w:rFonts w:ascii="Aptos" w:hAnsi="Aptos"/>
-          <w:b/>
-          <w:bCs/>
-          <w:sz w:val="24"/>
-          <w:szCs w:val="24"/>
-        </w:rPr>
-        <w:t>}</w:t>
-      </w:r>
-      <w:r>
-        <w:rPr>
-          <w:rFonts w:ascii="Aptos" w:hAnsi="Aptos" w:cs="Arial"/>
-          <w:sz w:val="24"/>
-          <w:szCs w:val="24"/>
-        </w:rPr>
-        <w:t xml:space="preserve"> au titre de la période du </w:t>
-      </w:r>
-      <w:r>
-        <w:rPr>
-          <w:rFonts w:ascii="Aptos" w:hAnsi="Aptos"/>
-          <w:b/>
-          <w:bCs/>
-          <w:sz w:val="24"/>
-          <w:szCs w:val="24"/>
-        </w:rPr>
-        <w:t>{</w:t>
-      </w:r>
-      <w:proofErr w:type="spellStart"/>
-      <w:r>
-        <w:rPr>
-          <w:rFonts w:ascii="Aptos" w:hAnsi="Aptos"/>
-          <w:b/>
-          <w:bCs/>
-          <w:sz w:val="24"/>
-          <w:szCs w:val="24"/>
-        </w:rPr>
-        <w:t>periodeCourte</w:t>
-      </w:r>
-      <w:proofErr w:type="spellEnd"/>
-      <w:r>
-        <w:rPr>
-          <w:rFonts w:ascii="Aptos" w:hAnsi="Aptos"/>
-          <w:b/>
-          <w:bCs/>
-          <w:sz w:val="24"/>
-          <w:szCs w:val="24"/>
-        </w:rPr>
-        <w:t>}</w:t>
+        <w:t>{periodeCourte}</w:t>
       </w:r>
       <w:r>
         <w:rPr>
@@ -1676,29 +1394,7 @@
           <w:sz w:val="24"/>
           <w:szCs w:val="24"/>
         </w:rPr>
-        <w:t>{</w:t>
-      </w:r>
-      <w:proofErr w:type="spellStart"/>
-      <w:r>
-        <w:rPr>
-          <w:rFonts w:ascii="Aptos" w:hAnsi="Aptos"/>
-          <w:b/>
-          <w:bCs/>
-          <w:sz w:val="24"/>
-          <w:szCs w:val="24"/>
-        </w:rPr>
-        <w:t>raisonSociale</w:t>
-      </w:r>
-      <w:proofErr w:type="spellEnd"/>
-      <w:r>
-        <w:rPr>
-          <w:rFonts w:ascii="Aptos" w:hAnsi="Aptos"/>
-          <w:b/>
-          <w:bCs/>
-          <w:sz w:val="24"/>
-          <w:szCs w:val="24"/>
-        </w:rPr>
-        <w:t>}</w:t>
+        <w:t>{raisonSociale}</w:t>
       </w:r>
       <w:r>
         <w:rPr>
@@ -1861,29 +1557,7 @@
           <w:sz w:val="24"/>
           <w:szCs w:val="24"/>
         </w:rPr>
-        <w:t>{</w:t>
-      </w:r>
-      <w:proofErr w:type="spellStart"/>
-      <w:r>
-        <w:rPr>
-          <w:rFonts w:ascii="Aptos" w:hAnsi="Aptos"/>
-          <w:b/>
-          <w:bCs/>
-          <w:sz w:val="24"/>
-          <w:szCs w:val="24"/>
-        </w:rPr>
-        <w:t>raisonSociale</w:t>
-      </w:r>
-      <w:proofErr w:type="spellEnd"/>
-      <w:r>
-        <w:rPr>
-          <w:rFonts w:ascii="Aptos" w:hAnsi="Aptos"/>
-          <w:b/>
-          <w:bCs/>
-          <w:sz w:val="24"/>
-          <w:szCs w:val="24"/>
-        </w:rPr>
-        <w:t>}</w:t>
+        <w:t>{raisonSociale}</w:t>
       </w:r>
       <w:r>
         <w:rPr>
@@ -1901,29 +1575,7 @@
           <w:sz w:val="24"/>
           <w:szCs w:val="24"/>
         </w:rPr>
-        <w:t>{</w:t>
-      </w:r>
-      <w:proofErr w:type="spellStart"/>
-      <w:r>
-        <w:rPr>
-          <w:rFonts w:ascii="Aptos" w:hAnsi="Aptos" w:cs="Arial"/>
-          <w:b/>
-          <w:bCs/>
-          <w:sz w:val="24"/>
-          <w:szCs w:val="24"/>
-        </w:rPr>
-        <w:t>periodeCourte</w:t>
-      </w:r>
-      <w:proofErr w:type="spellEnd"/>
-      <w:r>
-        <w:rPr>
-          <w:rFonts w:ascii="Aptos" w:hAnsi="Aptos" w:cs="Arial"/>
-          <w:b/>
-          <w:bCs/>
-          <w:sz w:val="24"/>
-          <w:szCs w:val="24"/>
-        </w:rPr>
-        <w:t>}</w:t>
+        <w:t>{periodeCourte}</w:t>
       </w:r>
       <w:r>
         <w:rPr>
@@ -2016,88 +1668,40 @@
           <w:u w:val="single"/>
           <w:lang w:eastAsia="fr-FR"/>
         </w:rPr>
-        <w:t>{</w:t>
-      </w:r>
-      <w:proofErr w:type="gramStart"/>
-      <w:r>
-        <w:rPr>
-          <w:rFonts w:ascii="Aptos" w:hAnsi="Aptos" w:cs="Arial"/>
-          <w:kern w:val="2"/>
+        <w:t>{lieu}</w:t>
+      </w:r>
+      <w:r>
+        <w:rPr>
+          <w:rFonts w:ascii="Aptos" w:hAnsi="Aptos" w:cs="Arial"/>
+          <w:kern w:val="32"/>
           <w:sz w:val="24"/>
           <w:szCs w:val="24"/>
           <w:u w:val="single"/>
           <w:lang w:eastAsia="fr-FR"/>
         </w:rPr>
-        <w:t>lieu</w:t>
-      </w:r>
-      <w:proofErr w:type="gramEnd"/>
-      <w:r>
-        <w:rPr>
-          <w:rFonts w:ascii="Aptos" w:hAnsi="Aptos" w:cs="Arial"/>
-          <w:kern w:val="2"/>
+        <w:t xml:space="preserve">, </w:t>
+      </w:r>
+      <w:r>
+        <w:rPr>
+          <w:rFonts w:ascii="Aptos" w:hAnsi="Aptos" w:cs="Arial"/>
+          <w:kern w:val="32"/>
           <w:sz w:val="24"/>
           <w:szCs w:val="24"/>
           <w:u w:val="single"/>
           <w:lang w:eastAsia="fr-FR"/>
         </w:rPr>
-        <w:t>}</w:t>
-      </w:r>
-      <w:r>
-        <w:rPr>
-          <w:rFonts w:ascii="Aptos" w:hAnsi="Aptos" w:cs="Arial"/>
-          <w:kern w:val="32"/>
+        <w:t xml:space="preserve">le </w:t>
+      </w:r>
+      <w:r>
+        <w:rPr>
+          <w:rFonts w:ascii="Aptos" w:hAnsi="Aptos" w:cs="Arial"/>
+          <w:kern w:val="2"/>
           <w:sz w:val="24"/>
           <w:szCs w:val="24"/>
           <w:u w:val="single"/>
           <w:lang w:eastAsia="fr-FR"/>
         </w:rPr>
-        <w:t xml:space="preserve">, </w:t>
-      </w:r>
-      <w:r>
-        <w:rPr>
-          <w:rFonts w:ascii="Aptos" w:hAnsi="Aptos" w:cs="Arial"/>
-          <w:kern w:val="32"/>
-          <w:sz w:val="24"/>
-          <w:szCs w:val="24"/>
-          <w:u w:val="single"/>
-          <w:lang w:eastAsia="fr-FR"/>
-        </w:rPr>
-        <w:t xml:space="preserve">le </w:t>
-      </w:r>
-      <w:r>
-        <w:rPr>
-          <w:rFonts w:ascii="Aptos" w:hAnsi="Aptos" w:cs="Arial"/>
-          <w:kern w:val="2"/>
-          <w:sz w:val="24"/>
-          <w:szCs w:val="24"/>
-          <w:u w:val="single"/>
-          <w:lang w:eastAsia="fr-FR"/>
-        </w:rPr>
-        <w:t>{</w:t>
-      </w:r>
-      <w:proofErr w:type="spellStart"/>
-      <w:r>
-        <w:rPr>
-          <w:rFonts w:ascii="Aptos" w:hAnsi="Aptos" w:cs="Arial"/>
-          <w:kern w:val="2"/>
-          <w:sz w:val="24"/>
-          <w:szCs w:val="24"/>
-          <w:u w:val="single"/>
-          <w:lang w:eastAsia="fr-FR"/>
-        </w:rPr>
-        <w:t>dateSignature</w:t>
-      </w:r>
-      <w:proofErr w:type="spellEnd"/>
-      <w:r>
-        <w:rPr>
-          <w:rFonts w:ascii="Aptos" w:hAnsi="Aptos" w:cs="Arial"/>
-          <w:kern w:val="2"/>
-          <w:sz w:val="24"/>
-          <w:szCs w:val="24"/>
-          <w:u w:val="single"/>
-          <w:lang w:eastAsia="fr-FR"/>
-        </w:rPr>
-        <w:t>}</w:t>
+        <w:t>{dateSignature}</w:t>
       </w:r>
     </w:p>
     <w:p>
@@ -2164,6 +1768,7 @@
         <w:t>ML EXPERTS</w:t>
       </w:r>
     </w:p>
+    <w:p/>
     <w:p>
       <w:pPr>
         <w:pStyle w:val="Heading2"/>
@@ -2228,29 +1833,7 @@
           <w:szCs w:val="22"/>
           <w:lang w:val="en-GB"/>
         </w:rPr>
-        <w:t>{</w:t>
-      </w:r>
-      <w:proofErr w:type="spellStart"/>
-      <w:r>
-        <w:rPr>
-          <w:rFonts w:ascii="Calibri" w:hAnsi="Calibri" w:cs="Calibri"/>
-          <w:b/>
-          <w:iCs/>
-          <w:szCs w:val="22"/>
-          <w:lang w:val="en-GB"/>
-        </w:rPr>
-        <w:t>signataire</w:t>
-      </w:r>
-      <w:proofErr w:type="spellEnd"/>
-      <w:r>
-        <w:rPr>
-          <w:rFonts w:ascii="Calibri" w:hAnsi="Calibri" w:cs="Calibri"/>
-          <w:b/>
-          <w:iCs/>
-          <w:szCs w:val="22"/>
-          <w:lang w:val="en-GB"/>
-        </w:rPr>
-        <w:t>}</w:t>
+        <w:t>{signataire}</w:t>
       </w:r>
     </w:p>
     <w:p>
@@ -2270,7 +1853,6 @@
           <w:lang w:val="en-GB"/>
         </w:rPr>
       </w:pPr>
-      <w:proofErr w:type="spellStart"/>
       <w:r>
         <w:rPr>
           <w:rFonts w:ascii="Calibri" w:hAnsi="Calibri" w:cs="Calibri"/>
@@ -2281,7 +1863,6 @@
         </w:rPr>
         <w:t>Associé</w:t>
       </w:r>
-      <w:proofErr w:type="spellEnd"/>
     </w:p>
     <w:p>
       <w:pPr>
@@ -3670,6 +3251,50 @@
     <w:lsdException w:name="Subtitle" w:qFormat="1"/>
     <w:lsdException w:name="Strong" w:qFormat="1"/>
     <w:lsdException w:name="Emphasis" w:qFormat="1"/>
+    <w:lsdException w:name="Normal Table" w:semiHidden="1" w:unhideWhenUsed="1"/>
+    <w:lsdException w:name="Table Simple 1" w:semiHidden="1" w:unhideWhenUsed="1"/>
+    <w:lsdException w:name="Table Simple 2" w:semiHidden="1" w:unhideWhenUsed="1"/>
+    <w:lsdException w:name="Table Simple 3" w:semiHidden="1" w:unhideWhenUsed="1"/>
+    <w:lsdException w:name="Table Classic 1" w:semiHidden="1" w:unhideWhenUsed="1"/>
+    <w:lsdException w:name="Table Classic 2" w:semiHidden="1" w:unhideWhenUsed="1"/>
+    <w:lsdException w:name="Table Classic 3" w:semiHidden="1" w:unhideWhenUsed="1"/>
+    <w:lsdException w:name="Table Classic 4" w:semiHidden="1" w:unhideWhenUsed="1"/>
+    <w:lsdException w:name="Table Colorful 1" w:semiHidden="1" w:unhideWhenUsed="1"/>
+    <w:lsdException w:name="Table Colorful 2" w:semiHidden="1" w:unhideWhenUsed="1"/>
+    <w:lsdException w:name="Table Colorful 3" w:semiHidden="1" w:unhideWhenUsed="1"/>
+    <w:lsdException w:name="Table Columns 1" w:semiHidden="1" w:unhideWhenUsed="1"/>
+    <w:lsdException w:name="Table Columns 2" w:semiHidden="1" w:unhideWhenUsed="1"/>
+    <w:lsdException w:name="Table Columns 3" w:semiHidden="1" w:unhideWhenUsed="1"/>
+    <w:lsdException w:name="Table Columns 4" w:semiHidden="1" w:unhideWhenUsed="1"/>
+    <w:lsdException w:name="Table Columns 5" w:semiHidden="1" w:unhideWhenUsed="1"/>
+    <w:lsdException w:name="Table Grid 1" w:semiHidden="1" w:unhideWhenUsed="1"/>
+    <w:lsdException w:name="Table Grid 2" w:semiHidden="1" w:unhideWhenUsed="1"/>
+    <w:lsdException w:name="Table Grid 3" w:semiHidden="1" w:unhideWhenUsed="1"/>
+    <w:lsdException w:name="Table Grid 4" w:semiHidden="1" w:unhideWhenUsed="1"/>
+    <w:lsdException w:name="Table Grid 5" w:semiHidden="1" w:unhideWhenUsed="1"/>
+    <w:lsdException w:name="Table Grid 6" w:semiHidden="1" w:unhideWhenUsed="1"/>
+    <w:lsdException w:name="Table Grid 7" w:semiHidden="1" w:unhideWhenUsed="1"/>
+    <w:lsdException w:name="Table Grid 8" w:semiHidden="1" w:unhideWhenUsed="1"/>
+    <w:lsdException w:name="Table List 1" w:semiHidden="1" w:unhideWhenUsed="1"/>
+    <w:lsdException w:name="Table List 2" w:semiHidden="1" w:unhideWhenUsed="1"/>
+    <w:lsdException w:name="Table List 3" w:semiHidden="1" w:unhideWhenUsed="1"/>
+    <w:lsdException w:name="Table List 4" w:semiHidden="1" w:unhideWhenUsed="1"/>
+    <w:lsdException w:name="Table List 5" w:semiHidden="1" w:unhideWhenUsed="1"/>
+    <w:lsdException w:name="Table List 6" w:semiHidden="1" w:unhideWhenUsed="1"/>
+    <w:lsdException w:name="Table List 7" w:semiHidden="1" w:unhideWhenUsed="1"/>
+    <w:lsdException w:name="Table List 8" w:semiHidden="1" w:unhideWhenUsed="1"/>
+    <w:lsdException w:name="Table 3D effects 1" w:semiHidden="1" w:unhideWhenUsed="1"/>
+    <w:lsdException w:name="Table 3D effects 2" w:semiHidden="1" w:unhideWhenUsed="1"/>
+    <w:lsdException w:name="Table 3D effects 3" w:semiHidden="1" w:unhideWhenUsed="1"/>
+    <w:lsdException w:name="Table Contemporary" w:semiHidden="1" w:unhideWhenUsed="1"/>
+    <w:lsdException w:name="Table Elegant" w:semiHidden="1" w:unhideWhenUsed="1"/>
+    <w:lsdException w:name="Table Professional" w:semiHidden="1" w:unhideWhenUsed="1"/>
+    <w:lsdException w:name="Table Subtle 1" w:semiHidden="1" w:unhideWhenUsed="1"/>
+    <w:lsdException w:name="Table Subtle 2" w:semiHidden="1" w:unhideWhenUsed="1"/>
+    <w:lsdException w:name="Table Web 1" w:semiHidden="1" w:unhideWhenUsed="1"/>
+    <w:lsdException w:name="Table Web 2" w:semiHidden="1" w:unhideWhenUsed="1"/>
+    <w:lsdException w:name="Table Web 3" w:semiHidden="1" w:unhideWhenUsed="1"/>
+    <w:lsdException w:name="Table Theme" w:semiHidden="1" w:unhideWhenUsed="1"/>
     <w:lsdException w:name="Placeholder Text" w:semiHidden="1" w:uiPriority="99"/>
     <w:lsdException w:name="No Spacing" w:uiPriority="1" w:qFormat="1"/>
     <w:lsdException w:name="Light Shading" w:uiPriority="60"/>
@@ -3960,11 +3585,15 @@
   </w:style>
   <w:style w:type="character" w:default="1" w:styleId="DefaultParagraphFont">
     <w:name w:val="Default Paragraph Font"/>
+    <w:uiPriority w:val="1"/>
     <w:semiHidden/>
+    <w:unhideWhenUsed/>
   </w:style>
   <w:style w:type="table" w:default="1" w:styleId="TableNormal">
     <w:name w:val="Normal Table"/>
+    <w:uiPriority w:val="99"/>
     <w:semiHidden/>
+    <w:unhideWhenUsed/>
     <w:tblPr>
       <w:tblInd w:w="0" w:type="dxa"/>
       <w:tblCellMar>
@@ -3977,7 +3606,9 @@
   </w:style>
   <w:style w:type="numbering" w:default="1" w:styleId="NoList">
     <w:name w:val="No List"/>
+    <w:uiPriority w:val="99"/>
     <w:semiHidden/>
+    <w:unhideWhenUsed/>
   </w:style>
   <w:style w:type="paragraph" w:styleId="Header">
     <w:name w:val="header"/>
@@ -4064,7 +3695,7 @@
     </w:rPr>
   </w:style>
   <w:style w:type="paragraph" w:customStyle="1" w:styleId="CarCarCarCarCarCarCar">
-    <w:name w:val=" Car Car Car Car Car Car Car"/>
+    <w:name w:val="Car Car Car Car Car Car Car"/>
     <w:basedOn w:val="Normal"/>
     <w:rsid w:val="00CA5DAE"/>
     <w:pPr>

--- a/app/public/templates/Commissaire-aux-comptes-avec-retard.docx
+++ b/app/public/templates/Commissaire-aux-comptes-avec-retard.docx
@@ -387,7 +387,23 @@
         <w:rPr>
           <w:rFonts w:ascii="Arial" w:hAnsi="Arial" w:cs="Arial"/>
         </w:rPr>
-        <w:t>{raisonSociale}</w:t>
+        <w:t>{</w:t>
+      </w:r>
+      <w:proofErr w:type="spellStart"/>
+      <w:proofErr w:type="gramStart"/>
+      <w:r>
+        <w:rPr>
+          <w:rFonts w:ascii="Arial" w:hAnsi="Arial" w:cs="Arial"/>
+        </w:rPr>
+        <w:t>raisonSociale</w:t>
+      </w:r>
+      <w:proofErr w:type="spellEnd"/>
+      <w:proofErr w:type="gramEnd"/>
+      <w:r>
+        <w:rPr>
+          <w:rFonts w:ascii="Arial" w:hAnsi="Arial" w:cs="Arial"/>
+        </w:rPr>
+        <w:t>}</w:t>
       </w:r>
     </w:p>
     <w:p>
@@ -471,8 +487,9 @@
           <w:sz w:val="22"/>
           <w:szCs w:val="22"/>
         </w:rPr>
-        <w:t>{jourDebut}</w:t>
-      </w:r>
+        <w:t>{</w:t>
+      </w:r>
+      <w:proofErr w:type="spellStart"/>
       <w:r>
         <w:rPr>
           <w:rFonts w:ascii="Arial" w:hAnsi="Arial" w:cs="Arial"/>
@@ -480,10 +497,32 @@
           <w:bCs/>
           <w:sz w:val="22"/>
           <w:szCs w:val="22"/>
+        </w:rPr>
+        <w:t>jourDebut</w:t>
+      </w:r>
+      <w:proofErr w:type="spellEnd"/>
+      <w:r>
+        <w:rPr>
+          <w:rFonts w:ascii="Arial" w:hAnsi="Arial" w:cs="Arial"/>
+          <w:b/>
+          <w:bCs/>
+          <w:sz w:val="22"/>
+          <w:szCs w:val="22"/>
+        </w:rPr>
+        <w:t>}</w:t>
+      </w:r>
+      <w:r>
+        <w:rPr>
+          <w:rFonts w:ascii="Arial" w:hAnsi="Arial" w:cs="Arial"/>
+          <w:b/>
+          <w:bCs/>
+          <w:sz w:val="22"/>
+          <w:szCs w:val="22"/>
           <w:vertAlign w:val="superscript"/>
         </w:rPr>
-        <w:t>{exposantDebut}</w:t>
-      </w:r>
+        <w:t>{</w:t>
+      </w:r>
+      <w:proofErr w:type="spellStart"/>
       <w:r>
         <w:rPr>
           <w:rFonts w:ascii="Arial" w:hAnsi="Arial" w:cs="Arial"/>
@@ -491,8 +530,53 @@
           <w:bCs/>
           <w:sz w:val="22"/>
           <w:szCs w:val="22"/>
-        </w:rPr>
-        <w:t>{finCouverture}</w:t>
+          <w:vertAlign w:val="superscript"/>
+        </w:rPr>
+        <w:t>exposantDebut</w:t>
+      </w:r>
+      <w:proofErr w:type="spellEnd"/>
+      <w:r>
+        <w:rPr>
+          <w:rFonts w:ascii="Arial" w:hAnsi="Arial" w:cs="Arial"/>
+          <w:b/>
+          <w:bCs/>
+          <w:sz w:val="22"/>
+          <w:szCs w:val="22"/>
+          <w:vertAlign w:val="superscript"/>
+        </w:rPr>
+        <w:t>}</w:t>
+      </w:r>
+      <w:r>
+        <w:rPr>
+          <w:rFonts w:ascii="Arial" w:hAnsi="Arial" w:cs="Arial"/>
+          <w:b/>
+          <w:bCs/>
+          <w:sz w:val="22"/>
+          <w:szCs w:val="22"/>
+        </w:rPr>
+        <w:t>{</w:t>
+      </w:r>
+      <w:proofErr w:type="spellStart"/>
+      <w:r>
+        <w:rPr>
+          <w:rFonts w:ascii="Arial" w:hAnsi="Arial" w:cs="Arial"/>
+          <w:b/>
+          <w:bCs/>
+          <w:sz w:val="22"/>
+          <w:szCs w:val="22"/>
+        </w:rPr>
+        <w:t>finCouverture</w:t>
+      </w:r>
+      <w:proofErr w:type="spellEnd"/>
+      <w:r>
+        <w:rPr>
+          <w:rFonts w:ascii="Arial" w:hAnsi="Arial" w:cs="Arial"/>
+          <w:b/>
+          <w:bCs/>
+          <w:sz w:val="22"/>
+          <w:szCs w:val="22"/>
+        </w:rPr>
+        <w:t>}</w:t>
       </w:r>
     </w:p>
     <w:p>
@@ -917,7 +1001,29 @@
           <w:sz w:val="24"/>
           <w:szCs w:val="24"/>
         </w:rPr>
-        <w:t>{civilite}</w:t>
+        <w:t>{</w:t>
+      </w:r>
+      <w:proofErr w:type="spellStart"/>
+      <w:r>
+        <w:rPr>
+          <w:rFonts w:ascii="Aptos" w:hAnsi="Aptos"/>
+          <w:b/>
+          <w:bCs/>
+          <w:sz w:val="24"/>
+          <w:szCs w:val="24"/>
+        </w:rPr>
+        <w:t>civilite</w:t>
+      </w:r>
+      <w:proofErr w:type="spellEnd"/>
+      <w:r>
+        <w:rPr>
+          <w:rFonts w:ascii="Aptos" w:hAnsi="Aptos"/>
+          <w:b/>
+          <w:bCs/>
+          <w:sz w:val="24"/>
+          <w:szCs w:val="24"/>
+        </w:rPr>
+        <w:t>}</w:t>
       </w:r>
       <w:r>
         <w:rPr>
@@ -937,7 +1043,27 @@
           <w:sz w:val="24"/>
           <w:szCs w:val="24"/>
         </w:rPr>
-        <w:t>{pdg}</w:t>
+        <w:t>{</w:t>
+      </w:r>
+      <w:r>
+        <w:rPr>
+          <w:rFonts w:ascii="Aptos" w:hAnsi="Aptos"/>
+          <w:b/>
+          <w:bCs/>
+          <w:sz w:val="24"/>
+          <w:szCs w:val="24"/>
+        </w:rPr>
+        <w:t>representant</w:t>
+      </w:r>
+      <w:r>
+        <w:rPr>
+          <w:rFonts w:ascii="Aptos" w:hAnsi="Aptos"/>
+          <w:b/>
+          <w:bCs/>
+          <w:sz w:val="24"/>
+          <w:szCs w:val="24"/>
+        </w:rPr>
+        <w:t>}</w:t>
       </w:r>
     </w:p>
     <w:p>
@@ -950,17 +1076,38 @@
           <w:bCs/>
           <w:sz w:val="24"/>
           <w:szCs w:val="24"/>
-          <w:lang w:val="en-US"/>
-        </w:rPr>
-      </w:pPr>
-      <w:r>
-        <w:rPr>
-          <w:b/>
-          <w:bCs/>
-          <w:sz w:val="24"/>
-          <w:szCs w:val="24"/>
-        </w:rPr>
-        <w:t>{titrePdg}</w:t>
+        </w:rPr>
+      </w:pPr>
+      <w:r>
+        <w:rPr>
+          <w:b/>
+          <w:bCs/>
+          <w:sz w:val="24"/>
+          <w:szCs w:val="24"/>
+        </w:rPr>
+        <w:t>{</w:t>
+      </w:r>
+      <w:proofErr w:type="spellStart"/>
+      <w:proofErr w:type="gramStart"/>
+      <w:r>
+        <w:rPr>
+          <w:b/>
+          <w:bCs/>
+          <w:sz w:val="24"/>
+          <w:szCs w:val="24"/>
+        </w:rPr>
+        <w:t>titreRepresentant</w:t>
+      </w:r>
+      <w:proofErr w:type="spellEnd"/>
+      <w:proofErr w:type="gramEnd"/>
+      <w:r>
+        <w:rPr>
+          <w:b/>
+          <w:bCs/>
+          <w:sz w:val="24"/>
+          <w:szCs w:val="24"/>
+        </w:rPr>
+        <w:t>}</w:t>
       </w:r>
       <w:r>
         <w:rPr>
@@ -978,9 +1125,30 @@
           <w:bCs/>
           <w:sz w:val="24"/>
           <w:szCs w:val="24"/>
-          <w:lang w:val="en-US"/>
-        </w:rPr>
-        <w:t>{raisonSociale}</w:t>
+        </w:rPr>
+        <w:t>{</w:t>
+      </w:r>
+      <w:proofErr w:type="spellStart"/>
+      <w:r>
+        <w:rPr>
+          <w:rFonts w:ascii="Aptos" w:hAnsi="Aptos"/>
+          <w:b/>
+          <w:bCs/>
+          <w:sz w:val="24"/>
+          <w:szCs w:val="24"/>
+        </w:rPr>
+        <w:t>raisonSociale</w:t>
+      </w:r>
+      <w:proofErr w:type="spellEnd"/>
+      <w:r>
+        <w:rPr>
+          <w:rFonts w:ascii="Aptos" w:hAnsi="Aptos"/>
+          <w:b/>
+          <w:bCs/>
+          <w:sz w:val="24"/>
+          <w:szCs w:val="24"/>
+        </w:rPr>
+        <w:t>}</w:t>
       </w:r>
     </w:p>
     <w:p>
@@ -1000,7 +1168,25 @@
           <w:sz w:val="24"/>
           <w:szCs w:val="24"/>
         </w:rPr>
-        <w:t>{adresse}</w:t>
+        <w:t>{</w:t>
+      </w:r>
+      <w:proofErr w:type="gramStart"/>
+      <w:r>
+        <w:rPr>
+          <w:rFonts w:ascii="Aptos" w:hAnsi="Aptos"/>
+          <w:sz w:val="24"/>
+          <w:szCs w:val="24"/>
+        </w:rPr>
+        <w:t>adresse</w:t>
+      </w:r>
+      <w:proofErr w:type="gramEnd"/>
+      <w:r>
+        <w:rPr>
+          <w:rFonts w:ascii="Aptos" w:hAnsi="Aptos"/>
+          <w:sz w:val="24"/>
+          <w:szCs w:val="24"/>
+        </w:rPr>
+        <w:t>}</w:t>
       </w:r>
     </w:p>
     <w:p>
@@ -1145,7 +1331,29 @@
           <w:sz w:val="24"/>
           <w:szCs w:val="24"/>
         </w:rPr>
-        <w:t>{periodeCourte}</w:t>
+        <w:t>{</w:t>
+      </w:r>
+      <w:proofErr w:type="spellStart"/>
+      <w:r>
+        <w:rPr>
+          <w:rFonts w:ascii="Aptos" w:hAnsi="Aptos"/>
+          <w:b/>
+          <w:bCs/>
+          <w:sz w:val="24"/>
+          <w:szCs w:val="24"/>
+        </w:rPr>
+        <w:t>periodeCourte</w:t>
+      </w:r>
+      <w:proofErr w:type="spellEnd"/>
+      <w:r>
+        <w:rPr>
+          <w:rFonts w:ascii="Aptos" w:hAnsi="Aptos"/>
+          <w:b/>
+          <w:bCs/>
+          <w:sz w:val="24"/>
+          <w:szCs w:val="24"/>
+        </w:rPr>
+        <w:t>}</w:t>
       </w:r>
     </w:p>
     <w:p>
@@ -1194,7 +1402,29 @@
           <w:sz w:val="24"/>
           <w:szCs w:val="24"/>
         </w:rPr>
-        <w:t>{raisonSociale}</w:t>
+        <w:t>{</w:t>
+      </w:r>
+      <w:proofErr w:type="spellStart"/>
+      <w:r>
+        <w:rPr>
+          <w:rFonts w:ascii="Aptos" w:hAnsi="Aptos"/>
+          <w:b/>
+          <w:bCs/>
+          <w:sz w:val="24"/>
+          <w:szCs w:val="24"/>
+        </w:rPr>
+        <w:t>raisonSociale</w:t>
+      </w:r>
+      <w:proofErr w:type="spellEnd"/>
+      <w:r>
+        <w:rPr>
+          <w:rFonts w:ascii="Aptos" w:hAnsi="Aptos"/>
+          <w:b/>
+          <w:bCs/>
+          <w:sz w:val="24"/>
+          <w:szCs w:val="24"/>
+        </w:rPr>
+        <w:t>}</w:t>
       </w:r>
       <w:r>
         <w:rPr>
@@ -1268,7 +1498,29 @@
           <w:sz w:val="24"/>
           <w:szCs w:val="24"/>
         </w:rPr>
-        <w:t>{raisonSociale}</w:t>
+        <w:t>{</w:t>
+      </w:r>
+      <w:proofErr w:type="spellStart"/>
+      <w:r>
+        <w:rPr>
+          <w:rFonts w:ascii="Aptos" w:hAnsi="Aptos"/>
+          <w:b/>
+          <w:bCs/>
+          <w:sz w:val="24"/>
+          <w:szCs w:val="24"/>
+        </w:rPr>
+        <w:t>raisonSociale</w:t>
+      </w:r>
+      <w:proofErr w:type="spellEnd"/>
+      <w:r>
+        <w:rPr>
+          <w:rFonts w:ascii="Aptos" w:hAnsi="Aptos"/>
+          <w:b/>
+          <w:bCs/>
+          <w:sz w:val="24"/>
+          <w:szCs w:val="24"/>
+        </w:rPr>
+        <w:t>}</w:t>
       </w:r>
       <w:r>
         <w:rPr>
@@ -1286,7 +1538,29 @@
           <w:sz w:val="24"/>
           <w:szCs w:val="24"/>
         </w:rPr>
-        <w:t>{periodeCourte}</w:t>
+        <w:t>{</w:t>
+      </w:r>
+      <w:proofErr w:type="spellStart"/>
+      <w:r>
+        <w:rPr>
+          <w:rFonts w:ascii="Aptos" w:hAnsi="Aptos"/>
+          <w:b/>
+          <w:bCs/>
+          <w:sz w:val="24"/>
+          <w:szCs w:val="24"/>
+        </w:rPr>
+        <w:t>periodeCourte</w:t>
+      </w:r>
+      <w:proofErr w:type="spellEnd"/>
+      <w:r>
+        <w:rPr>
+          <w:rFonts w:ascii="Aptos" w:hAnsi="Aptos"/>
+          <w:b/>
+          <w:bCs/>
+          <w:sz w:val="24"/>
+          <w:szCs w:val="24"/>
+        </w:rPr>
+        <w:t>}</w:t>
       </w:r>
       <w:r>
         <w:rPr>
@@ -1343,13 +1617,23 @@
         </w:rPr>
         <w:t xml:space="preserve"> </w:t>
       </w:r>
-      <w:r>
-        <w:rPr>
-          <w:rFonts w:ascii="Aptos" w:hAnsi="Aptos" w:cs="Arial"/>
-          <w:sz w:val="24"/>
-          <w:szCs w:val="24"/>
-        </w:rPr>
-        <w:t>totalement ou partiellement dans lesdits délais</w:t>
+      <w:proofErr w:type="gramStart"/>
+      <w:r>
+        <w:rPr>
+          <w:rFonts w:ascii="Aptos" w:hAnsi="Aptos" w:cs="Arial"/>
+          <w:sz w:val="24"/>
+          <w:szCs w:val="24"/>
+        </w:rPr>
+        <w:t>totalement</w:t>
+      </w:r>
+      <w:proofErr w:type="gramEnd"/>
+      <w:r>
+        <w:rPr>
+          <w:rFonts w:ascii="Aptos" w:hAnsi="Aptos" w:cs="Arial"/>
+          <w:sz w:val="24"/>
+          <w:szCs w:val="24"/>
+        </w:rPr>
+        <w:t xml:space="preserve"> ou partiellement dans lesdits délais</w:t>
       </w:r>
       <w:r>
         <w:rPr>
@@ -1394,7 +1678,29 @@
           <w:sz w:val="24"/>
           <w:szCs w:val="24"/>
         </w:rPr>
-        <w:t>{raisonSociale}</w:t>
+        <w:t>{</w:t>
+      </w:r>
+      <w:proofErr w:type="spellStart"/>
+      <w:r>
+        <w:rPr>
+          <w:rFonts w:ascii="Aptos" w:hAnsi="Aptos"/>
+          <w:b/>
+          <w:bCs/>
+          <w:sz w:val="24"/>
+          <w:szCs w:val="24"/>
+        </w:rPr>
+        <w:t>raisonSociale</w:t>
+      </w:r>
+      <w:proofErr w:type="spellEnd"/>
+      <w:r>
+        <w:rPr>
+          <w:rFonts w:ascii="Aptos" w:hAnsi="Aptos"/>
+          <w:b/>
+          <w:bCs/>
+          <w:sz w:val="24"/>
+          <w:szCs w:val="24"/>
+        </w:rPr>
+        <w:t>}</w:t>
       </w:r>
       <w:r>
         <w:rPr>
@@ -1557,7 +1863,29 @@
           <w:sz w:val="24"/>
           <w:szCs w:val="24"/>
         </w:rPr>
-        <w:t>{raisonSociale}</w:t>
+        <w:t>{</w:t>
+      </w:r>
+      <w:proofErr w:type="spellStart"/>
+      <w:r>
+        <w:rPr>
+          <w:rFonts w:ascii="Aptos" w:hAnsi="Aptos"/>
+          <w:b/>
+          <w:bCs/>
+          <w:sz w:val="24"/>
+          <w:szCs w:val="24"/>
+        </w:rPr>
+        <w:t>raisonSociale</w:t>
+      </w:r>
+      <w:proofErr w:type="spellEnd"/>
+      <w:r>
+        <w:rPr>
+          <w:rFonts w:ascii="Aptos" w:hAnsi="Aptos"/>
+          <w:b/>
+          <w:bCs/>
+          <w:sz w:val="24"/>
+          <w:szCs w:val="24"/>
+        </w:rPr>
+        <w:t>}</w:t>
       </w:r>
       <w:r>
         <w:rPr>
@@ -1575,7 +1903,29 @@
           <w:sz w:val="24"/>
           <w:szCs w:val="24"/>
         </w:rPr>
-        <w:t>{periodeCourte}</w:t>
+        <w:t>{</w:t>
+      </w:r>
+      <w:proofErr w:type="spellStart"/>
+      <w:r>
+        <w:rPr>
+          <w:rFonts w:ascii="Aptos" w:hAnsi="Aptos" w:cs="Arial"/>
+          <w:b/>
+          <w:bCs/>
+          <w:sz w:val="24"/>
+          <w:szCs w:val="24"/>
+        </w:rPr>
+        <w:t>periodeCourte</w:t>
+      </w:r>
+      <w:proofErr w:type="spellEnd"/>
+      <w:r>
+        <w:rPr>
+          <w:rFonts w:ascii="Aptos" w:hAnsi="Aptos" w:cs="Arial"/>
+          <w:b/>
+          <w:bCs/>
+          <w:sz w:val="24"/>
+          <w:szCs w:val="24"/>
+        </w:rPr>
+        <w:t>}</w:t>
       </w:r>
       <w:r>
         <w:rPr>
@@ -1668,40 +2018,88 @@
           <w:u w:val="single"/>
           <w:lang w:eastAsia="fr-FR"/>
         </w:rPr>
-        <w:t>{lieu}</w:t>
-      </w:r>
-      <w:r>
-        <w:rPr>
-          <w:rFonts w:ascii="Aptos" w:hAnsi="Aptos" w:cs="Arial"/>
-          <w:kern w:val="32"/>
+        <w:t>{</w:t>
+      </w:r>
+      <w:proofErr w:type="gramStart"/>
+      <w:r>
+        <w:rPr>
+          <w:rFonts w:ascii="Aptos" w:hAnsi="Aptos" w:cs="Arial"/>
+          <w:kern w:val="2"/>
           <w:sz w:val="24"/>
           <w:szCs w:val="24"/>
           <w:u w:val="single"/>
           <w:lang w:eastAsia="fr-FR"/>
         </w:rPr>
-        <w:t xml:space="preserve">, </w:t>
-      </w:r>
-      <w:r>
-        <w:rPr>
-          <w:rFonts w:ascii="Aptos" w:hAnsi="Aptos" w:cs="Arial"/>
-          <w:kern w:val="32"/>
+        <w:t>lieu</w:t>
+      </w:r>
+      <w:proofErr w:type="gramEnd"/>
+      <w:r>
+        <w:rPr>
+          <w:rFonts w:ascii="Aptos" w:hAnsi="Aptos" w:cs="Arial"/>
+          <w:kern w:val="2"/>
           <w:sz w:val="24"/>
           <w:szCs w:val="24"/>
           <w:u w:val="single"/>
           <w:lang w:eastAsia="fr-FR"/>
         </w:rPr>
-        <w:t xml:space="preserve">le </w:t>
-      </w:r>
-      <w:r>
-        <w:rPr>
-          <w:rFonts w:ascii="Aptos" w:hAnsi="Aptos" w:cs="Arial"/>
-          <w:kern w:val="2"/>
+        <w:t>}</w:t>
+      </w:r>
+      <w:r>
+        <w:rPr>
+          <w:rFonts w:ascii="Aptos" w:hAnsi="Aptos" w:cs="Arial"/>
+          <w:kern w:val="32"/>
           <w:sz w:val="24"/>
           <w:szCs w:val="24"/>
           <w:u w:val="single"/>
           <w:lang w:eastAsia="fr-FR"/>
         </w:rPr>
-        <w:t>{dateSignature}</w:t>
+        <w:t xml:space="preserve">, </w:t>
+      </w:r>
+      <w:r>
+        <w:rPr>
+          <w:rFonts w:ascii="Aptos" w:hAnsi="Aptos" w:cs="Arial"/>
+          <w:kern w:val="32"/>
+          <w:sz w:val="24"/>
+          <w:szCs w:val="24"/>
+          <w:u w:val="single"/>
+          <w:lang w:eastAsia="fr-FR"/>
+        </w:rPr>
+        <w:t xml:space="preserve">le </w:t>
+      </w:r>
+      <w:r>
+        <w:rPr>
+          <w:rFonts w:ascii="Aptos" w:hAnsi="Aptos" w:cs="Arial"/>
+          <w:kern w:val="2"/>
+          <w:sz w:val="24"/>
+          <w:szCs w:val="24"/>
+          <w:u w:val="single"/>
+          <w:lang w:eastAsia="fr-FR"/>
+        </w:rPr>
+        <w:t>{</w:t>
+      </w:r>
+      <w:proofErr w:type="spellStart"/>
+      <w:r>
+        <w:rPr>
+          <w:rFonts w:ascii="Aptos" w:hAnsi="Aptos" w:cs="Arial"/>
+          <w:kern w:val="2"/>
+          <w:sz w:val="24"/>
+          <w:szCs w:val="24"/>
+          <w:u w:val="single"/>
+          <w:lang w:eastAsia="fr-FR"/>
+        </w:rPr>
+        <w:t>dateSignature</w:t>
+      </w:r>
+      <w:proofErr w:type="spellEnd"/>
+      <w:r>
+        <w:rPr>
+          <w:rFonts w:ascii="Aptos" w:hAnsi="Aptos" w:cs="Arial"/>
+          <w:kern w:val="2"/>
+          <w:sz w:val="24"/>
+          <w:szCs w:val="24"/>
+          <w:u w:val="single"/>
+          <w:lang w:eastAsia="fr-FR"/>
+        </w:rPr>
+        <w:t>}</w:t>
       </w:r>
     </w:p>
     <w:p>
@@ -1833,7 +2231,29 @@
           <w:szCs w:val="22"/>
           <w:lang w:val="en-GB"/>
         </w:rPr>
-        <w:t>{signataire}</w:t>
+        <w:t>{</w:t>
+      </w:r>
+      <w:proofErr w:type="spellStart"/>
+      <w:r>
+        <w:rPr>
+          <w:rFonts w:ascii="Calibri" w:hAnsi="Calibri" w:cs="Calibri"/>
+          <w:b/>
+          <w:iCs/>
+          <w:szCs w:val="22"/>
+          <w:lang w:val="en-GB"/>
+        </w:rPr>
+        <w:t>signataire</w:t>
+      </w:r>
+      <w:proofErr w:type="spellEnd"/>
+      <w:r>
+        <w:rPr>
+          <w:rFonts w:ascii="Calibri" w:hAnsi="Calibri" w:cs="Calibri"/>
+          <w:b/>
+          <w:iCs/>
+          <w:szCs w:val="22"/>
+          <w:lang w:val="en-GB"/>
+        </w:rPr>
+        <w:t>}</w:t>
       </w:r>
     </w:p>
     <w:p>
@@ -1853,6 +2273,7 @@
           <w:lang w:val="en-GB"/>
         </w:rPr>
       </w:pPr>
+      <w:proofErr w:type="spellStart"/>
       <w:r>
         <w:rPr>
           <w:rFonts w:ascii="Calibri" w:hAnsi="Calibri" w:cs="Calibri"/>
@@ -1863,6 +2284,7 @@
         </w:rPr>
         <w:t>Associé</w:t>
       </w:r>
+      <w:proofErr w:type="spellEnd"/>
     </w:p>
     <w:p>
       <w:pPr>

--- a/app/public/templates/Commissaire-aux-comptes-avec-retard.docx
+++ b/app/public/templates/Commissaire-aux-comptes-avec-retard.docx
@@ -380,7 +380,6 @@
         <w:jc w:val="center"/>
         <w:rPr>
           <w:rFonts w:ascii="Arial" w:hAnsi="Arial" w:cs="Arial"/>
-          <w:bCs w:val="0"/>
         </w:rPr>
       </w:pPr>
       <w:r>
@@ -389,7 +388,6 @@
         </w:rPr>
         <w:t>{</w:t>
       </w:r>
-      <w:proofErr w:type="spellStart"/>
       <w:proofErr w:type="gramStart"/>
       <w:r>
         <w:rPr>
@@ -397,7 +395,6 @@
         </w:rPr>
         <w:t>raisonSociale</w:t>
       </w:r>
-      <w:proofErr w:type="spellEnd"/>
       <w:proofErr w:type="gramEnd"/>
       <w:r>
         <w:rPr>
@@ -411,21 +408,12 @@
         <w:pStyle w:val="Heading6"/>
         <w:ind w:right="-33"/>
         <w:jc w:val="center"/>
+      </w:pPr>
+      <w:r>
         <w:rPr>
           <w:rFonts w:ascii="Arial" w:hAnsi="Arial" w:cs="Arial"/>
         </w:rPr>
-      </w:pPr>
-      <w:r>
-        <w:rPr>
-          <w:rFonts w:ascii="Arial" w:hAnsi="Arial" w:cs="Arial"/>
-        </w:rPr>
-        <w:t>VISA</w:t>
-      </w:r>
-      <w:r>
-        <w:rPr>
-          <w:rFonts w:ascii="Arial" w:hAnsi="Arial" w:cs="Arial"/>
-        </w:rPr>
-        <w:t xml:space="preserve"> DU COMMISSAIRE AUX COMPTES</w:t>
+        <w:t>VISA DU COMMISSAIRE AUX COMPTES</w:t>
       </w:r>
     </w:p>
     <w:p>
@@ -467,7 +455,7 @@
           <w:sz w:val="22"/>
           <w:szCs w:val="22"/>
         </w:rPr>
-        <w:t>PERIODE</w:t>
+        <w:t xml:space="preserve">PERIODE DU </w:t>
       </w:r>
       <w:r>
         <w:rPr>
@@ -477,7 +465,7 @@
           <w:sz w:val="22"/>
           <w:szCs w:val="22"/>
         </w:rPr>
-        <w:t xml:space="preserve"> DU </w:t>
+        <w:t>{jourDebut}</w:t>
       </w:r>
       <w:r>
         <w:rPr>
@@ -486,10 +474,10 @@
           <w:bCs/>
           <w:sz w:val="22"/>
           <w:szCs w:val="22"/>
-        </w:rPr>
-        <w:t>{</w:t>
-      </w:r>
-      <w:proofErr w:type="spellStart"/>
+          <w:vertAlign w:val="superscript"/>
+        </w:rPr>
+        <w:t>{exposantDebut}</w:t>
+      </w:r>
       <w:r>
         <w:rPr>
           <w:rFonts w:ascii="Arial" w:hAnsi="Arial" w:cs="Arial"/>
@@ -498,85 +486,7 @@
           <w:sz w:val="22"/>
           <w:szCs w:val="22"/>
         </w:rPr>
-        <w:t>jourDebut</w:t>
-      </w:r>
-      <w:proofErr w:type="spellEnd"/>
-      <w:r>
-        <w:rPr>
-          <w:rFonts w:ascii="Arial" w:hAnsi="Arial" w:cs="Arial"/>
-          <w:b/>
-          <w:bCs/>
-          <w:sz w:val="22"/>
-          <w:szCs w:val="22"/>
-        </w:rPr>
-        <w:t>}</w:t>
-      </w:r>
-      <w:r>
-        <w:rPr>
-          <w:rFonts w:ascii="Arial" w:hAnsi="Arial" w:cs="Arial"/>
-          <w:b/>
-          <w:bCs/>
-          <w:sz w:val="22"/>
-          <w:szCs w:val="22"/>
-          <w:vertAlign w:val="superscript"/>
-        </w:rPr>
-        <w:t>{</w:t>
-      </w:r>
-      <w:proofErr w:type="spellStart"/>
-      <w:r>
-        <w:rPr>
-          <w:rFonts w:ascii="Arial" w:hAnsi="Arial" w:cs="Arial"/>
-          <w:b/>
-          <w:bCs/>
-          <w:sz w:val="22"/>
-          <w:szCs w:val="22"/>
-          <w:vertAlign w:val="superscript"/>
-        </w:rPr>
-        <w:t>exposantDebut</w:t>
-      </w:r>
-      <w:proofErr w:type="spellEnd"/>
-      <w:r>
-        <w:rPr>
-          <w:rFonts w:ascii="Arial" w:hAnsi="Arial" w:cs="Arial"/>
-          <w:b/>
-          <w:bCs/>
-          <w:sz w:val="22"/>
-          <w:szCs w:val="22"/>
-          <w:vertAlign w:val="superscript"/>
-        </w:rPr>
-        <w:t>}</w:t>
-      </w:r>
-      <w:r>
-        <w:rPr>
-          <w:rFonts w:ascii="Arial" w:hAnsi="Arial" w:cs="Arial"/>
-          <w:b/>
-          <w:bCs/>
-          <w:sz w:val="22"/>
-          <w:szCs w:val="22"/>
-        </w:rPr>
-        <w:t>{</w:t>
-      </w:r>
-      <w:proofErr w:type="spellStart"/>
-      <w:r>
-        <w:rPr>
-          <w:rFonts w:ascii="Arial" w:hAnsi="Arial" w:cs="Arial"/>
-          <w:b/>
-          <w:bCs/>
-          <w:sz w:val="22"/>
-          <w:szCs w:val="22"/>
-        </w:rPr>
-        <w:t>finCouverture</w:t>
-      </w:r>
-      <w:proofErr w:type="spellEnd"/>
-      <w:r>
-        <w:rPr>
-          <w:rFonts w:ascii="Arial" w:hAnsi="Arial" w:cs="Arial"/>
-          <w:b/>
-          <w:bCs/>
-          <w:sz w:val="22"/>
-          <w:szCs w:val="22"/>
-        </w:rPr>
-        <w:t>}</w:t>
+        <w:t>{finCouverture}</w:t>
       </w:r>
     </w:p>
     <w:p>
@@ -991,7 +901,17 @@
           <w:sz w:val="24"/>
           <w:szCs w:val="24"/>
         </w:rPr>
-        <w:t xml:space="preserve">A l’attention de </w:t>
+        <w:t xml:space="preserve">A l’aimable attention </w:t>
+      </w:r>
+      <w:r>
+        <w:rPr>
+          <w:rFonts w:ascii="Arial" w:hAnsi="Arial" w:cs="Arial"/>
+          <w:b/>
+          <w:bCs/>
+          <w:sz w:val="22"/>
+          <w:szCs w:val="22"/>
+        </w:rPr>
+        <w:t xml:space="preserve">de </w:t>
       </w:r>
       <w:r>
         <w:rPr>
@@ -1001,29 +921,7 @@
           <w:sz w:val="24"/>
           <w:szCs w:val="24"/>
         </w:rPr>
-        <w:t>{</w:t>
-      </w:r>
-      <w:proofErr w:type="spellStart"/>
-      <w:r>
-        <w:rPr>
-          <w:rFonts w:ascii="Aptos" w:hAnsi="Aptos"/>
-          <w:b/>
-          <w:bCs/>
-          <w:sz w:val="24"/>
-          <w:szCs w:val="24"/>
-        </w:rPr>
-        <w:t>civilite</w:t>
-      </w:r>
-      <w:proofErr w:type="spellEnd"/>
-      <w:r>
-        <w:rPr>
-          <w:rFonts w:ascii="Aptos" w:hAnsi="Aptos"/>
-          <w:b/>
-          <w:bCs/>
-          <w:sz w:val="24"/>
-          <w:szCs w:val="24"/>
-        </w:rPr>
-        <w:t>}</w:t>
+        <w:t>{civilite}</w:t>
       </w:r>
       <w:r>
         <w:rPr>
@@ -1087,7 +985,6 @@
         </w:rPr>
         <w:t>{</w:t>
       </w:r>
-      <w:proofErr w:type="spellStart"/>
       <w:proofErr w:type="gramStart"/>
       <w:r>
         <w:rPr>
@@ -1098,7 +995,6 @@
         </w:rPr>
         <w:t>titreRepresentant</w:t>
       </w:r>
-      <w:proofErr w:type="spellEnd"/>
       <w:proofErr w:type="gramEnd"/>
       <w:r>
         <w:rPr>
@@ -1126,29 +1022,7 @@
           <w:sz w:val="24"/>
           <w:szCs w:val="24"/>
         </w:rPr>
-        <w:t>{</w:t>
-      </w:r>
-      <w:proofErr w:type="spellStart"/>
-      <w:r>
-        <w:rPr>
-          <w:rFonts w:ascii="Aptos" w:hAnsi="Aptos"/>
-          <w:b/>
-          <w:bCs/>
-          <w:sz w:val="24"/>
-          <w:szCs w:val="24"/>
-        </w:rPr>
-        <w:t>raisonSociale</w:t>
-      </w:r>
-      <w:proofErr w:type="spellEnd"/>
-      <w:r>
-        <w:rPr>
-          <w:rFonts w:ascii="Aptos" w:hAnsi="Aptos"/>
-          <w:b/>
-          <w:bCs/>
-          <w:sz w:val="24"/>
-          <w:szCs w:val="24"/>
-        </w:rPr>
-        <w:t>}</w:t>
+        <w:t>{raisonSociale}</w:t>
       </w:r>
     </w:p>
     <w:p>
@@ -1188,6 +1062,18 @@
         </w:rPr>
         <w:t>}</w:t>
       </w:r>
+    </w:p>
+    <w:p>
+      <w:pPr>
+        <w:spacing w:line="260" w:lineRule="atLeast"/>
+        <w:jc w:val="both"/>
+        <w:rPr>
+          <w:rFonts w:ascii="Aptos" w:hAnsi="Aptos" w:cs="Arial"/>
+          <w:color w:val="000000"/>
+          <w:sz w:val="24"/>
+          <w:szCs w:val="24"/>
+        </w:rPr>
+      </w:pPr>
     </w:p>
     <w:p>
       <w:pPr>
@@ -1209,6 +1095,7 @@
         <w:rPr>
           <w:rFonts w:ascii="Aptos" w:hAnsi="Aptos" w:cs="Arial"/>
           <w:b/>
+          <w:color w:val="000000"/>
           <w:sz w:val="24"/>
           <w:szCs w:val="24"/>
         </w:rPr>
@@ -1290,689 +1177,350 @@
     </w:p>
     <w:p>
       <w:pPr>
+        <w:spacing w:line="260" w:lineRule="atLeast"/>
+        <w:jc w:val="center"/>
+        <w:rPr>
+          <w:rFonts w:ascii="Aptos" w:hAnsi="Aptos" w:cs="Arial"/>
+          <w:b/>
+          <w:bCs/>
+          <w:sz w:val="24"/>
+          <w:szCs w:val="24"/>
+        </w:rPr>
+      </w:pPr>
+      <w:r>
+        <w:rPr>
+          <w:rFonts w:ascii="Aptos" w:hAnsi="Aptos" w:cs="Arial"/>
+          <w:b/>
+          <w:sz w:val="24"/>
+          <w:szCs w:val="24"/>
+        </w:rPr>
+        <w:t xml:space="preserve">Période du </w:t>
+      </w:r>
+      <w:r>
+        <w:rPr>
+          <w:rFonts w:ascii="Aptos" w:hAnsi="Aptos"/>
+          <w:b/>
+          <w:bCs/>
+          <w:sz w:val="24"/>
+          <w:szCs w:val="24"/>
+        </w:rPr>
+        <w:t>{periodeCourte}</w:t>
+      </w:r>
+    </w:p>
+    <w:p>
+      <w:pPr>
+        <w:spacing w:line="260" w:lineRule="atLeast"/>
+        <w:jc w:val="both"/>
+        <w:rPr>
+          <w:rFonts w:ascii="Aptos" w:hAnsi="Aptos" w:cs="Arial"/>
+          <w:b/>
+          <w:bCs/>
+          <w:sz w:val="24"/>
+          <w:szCs w:val="24"/>
+        </w:rPr>
+      </w:pPr>
+    </w:p>
+    <w:p>
+      <w:pPr>
+        <w:spacing w:after="200" w:line="276" w:lineRule="auto"/>
+        <w:jc w:val="both"/>
+        <w:rPr>
+          <w:rFonts w:ascii="Aptos" w:hAnsi="Aptos" w:cs="Arial"/>
+          <w:sz w:val="24"/>
+          <w:szCs w:val="24"/>
+        </w:rPr>
+      </w:pPr>
+      <w:r>
+        <w:rPr>
+          <w:rFonts w:ascii="Aptos" w:hAnsi="Aptos" w:cs="Arial"/>
+          <w:sz w:val="24"/>
+          <w:szCs w:val="24"/>
+        </w:rPr>
+        <w:t xml:space="preserve">En notre qualité de commissaire aux comptes de la société </w:t>
+      </w:r>
+      <w:r>
+        <w:rPr>
+          <w:rFonts w:ascii="Aptos" w:hAnsi="Aptos"/>
+          <w:b/>
+          <w:bCs/>
+          <w:sz w:val="24"/>
+          <w:szCs w:val="24"/>
+        </w:rPr>
+        <w:t>{raisonSociale}</w:t>
+      </w:r>
+      <w:r>
+        <w:rPr>
+          <w:rFonts w:ascii="Aptos" w:hAnsi="Aptos" w:cs="Arial"/>
+          <w:sz w:val="24"/>
+          <w:szCs w:val="24"/>
+        </w:rPr>
+        <w:t xml:space="preserve"> et en application des dispositions de la loi 69-21 relative aux délais de paiement, nous avons vérifié la concordance des informations, figurant dans l’état joint à la déclaration des délais de paiement, avec les justificatifs des informations figurant sur les factures non payées dans les délais prévus à l’article 2.78 de la loi 69-21 de la société </w:t>
+      </w:r>
+      <w:r>
+        <w:rPr>
+          <w:rFonts w:ascii="Aptos" w:hAnsi="Aptos"/>
+          <w:b/>
+          <w:bCs/>
+          <w:sz w:val="24"/>
+          <w:szCs w:val="24"/>
+        </w:rPr>
+        <w:t>{raisonSociale}</w:t>
+      </w:r>
+      <w:r>
+        <w:rPr>
+          <w:rFonts w:ascii="Aptos" w:hAnsi="Aptos" w:cs="Arial"/>
+          <w:sz w:val="24"/>
+          <w:szCs w:val="24"/>
+        </w:rPr>
+        <w:t xml:space="preserve"> au titre de la période du </w:t>
+      </w:r>
+      <w:r>
+        <w:rPr>
+          <w:rFonts w:ascii="Aptos" w:hAnsi="Aptos"/>
+          <w:b/>
+          <w:bCs/>
+          <w:sz w:val="24"/>
+          <w:szCs w:val="24"/>
+        </w:rPr>
+        <w:t>{periodeCourte}</w:t>
+      </w:r>
+      <w:r>
+        <w:rPr>
+          <w:rFonts w:ascii="Aptos" w:hAnsi="Aptos" w:cs="Arial"/>
+          <w:sz w:val="24"/>
+          <w:szCs w:val="24"/>
+        </w:rPr>
+        <w:t>.</w:t>
+      </w:r>
+    </w:p>
+    <w:p>
+      <w:pPr>
+        <w:spacing w:after="200" w:line="276" w:lineRule="auto"/>
+        <w:jc w:val="both"/>
+        <w:rPr>
+          <w:rFonts w:ascii="Aptos" w:hAnsi="Aptos" w:cs="Arial"/>
+          <w:sz w:val="24"/>
+          <w:szCs w:val="24"/>
+        </w:rPr>
+      </w:pPr>
+      <w:r>
+        <w:rPr>
+          <w:rFonts w:ascii="Aptos" w:hAnsi="Aptos" w:cs="Arial"/>
+          <w:sz w:val="24"/>
+          <w:szCs w:val="24"/>
+        </w:rPr>
+        <w:t xml:space="preserve">Ledit état, ci-joint, fait ressortir un montant total de </w:t>
+      </w:r>
+      <w:r>
+        <w:rPr>
+          <w:rFonts w:ascii="Aptos" w:hAnsi="Aptos" w:cs="Arial"/>
+          <w:b/>
+          <w:bCs/>
+          <w:sz w:val="24"/>
+          <w:szCs w:val="24"/>
+        </w:rPr>
+        <w:t>{montant}</w:t>
+      </w:r>
+      <w:r>
+        <w:rPr>
+          <w:rFonts w:ascii="Aptos" w:hAnsi="Aptos" w:cs="Arial"/>
+          <w:sz w:val="24"/>
+          <w:szCs w:val="24"/>
+        </w:rPr>
+        <w:t xml:space="preserve"> de factures non payées totalement ou partiellement dans lesdits délais.</w:t>
+      </w:r>
+    </w:p>
+    <w:p>
+      <w:pPr>
+        <w:spacing w:after="200" w:line="276" w:lineRule="auto"/>
+        <w:jc w:val="both"/>
+      </w:pPr>
+      <w:r>
+        <w:rPr>
+          <w:rFonts w:ascii="Aptos" w:hAnsi="Aptos" w:cs="Arial"/>
+          <w:sz w:val="24"/>
+          <w:szCs w:val="24"/>
+        </w:rPr>
+        <w:t xml:space="preserve">Ces informations ont été établies sous la responsabilité de la direction de la société </w:t>
+      </w:r>
+      <w:r>
+        <w:rPr>
+          <w:rFonts w:ascii="Aptos" w:hAnsi="Aptos"/>
+          <w:b/>
+          <w:bCs/>
+          <w:sz w:val="24"/>
+          <w:szCs w:val="24"/>
+        </w:rPr>
+        <w:t>{raisonSociale}</w:t>
+      </w:r>
+      <w:r>
+        <w:rPr>
+          <w:rFonts w:ascii="Aptos" w:hAnsi="Aptos" w:cs="Arial"/>
+          <w:sz w:val="24"/>
+          <w:szCs w:val="24"/>
+        </w:rPr>
+        <w:t xml:space="preserve"> qui doit s’assurer de leur exhaustivité et de leur sincérité. Il nous appartient de vérifier la concordance de ces informations avec les justificatifs des informations figurant sur les factures non payées dans les délais prévus à l’article 2.78 de la loi 69-21.</w:t>
+      </w:r>
+    </w:p>
+    <w:p>
+      <w:pPr>
+        <w:spacing w:after="200" w:line="276" w:lineRule="auto"/>
+        <w:jc w:val="both"/>
+      </w:pPr>
+      <w:r>
+        <w:rPr>
+          <w:rFonts w:ascii="Aptos" w:hAnsi="Aptos" w:cs="Arial"/>
+          <w:sz w:val="24"/>
+          <w:szCs w:val="24"/>
+        </w:rPr>
+        <w:t xml:space="preserve">Notre intervention qui porte sur le contrôle de concordance, par sondages, d’informations documentaires et de gestion, ne constitue ni un audit, ni un examen limité. Elle a été effectuée selon la Directive de l’Ordre des Experts-Comptables, approuvée le 06 octobre 2023. </w:t>
+      </w:r>
+    </w:p>
+    <w:p>
+      <w:pPr>
+        <w:spacing w:after="200" w:line="276" w:lineRule="auto"/>
+        <w:jc w:val="both"/>
+        <w:rPr>
+          <w:rFonts w:ascii="Aptos" w:hAnsi="Aptos" w:cs="Arial"/>
+          <w:sz w:val="24"/>
+          <w:szCs w:val="24"/>
+        </w:rPr>
+      </w:pPr>
+      <w:r>
+        <w:rPr>
+          <w:rFonts w:ascii="Aptos" w:hAnsi="Aptos" w:cs="Arial"/>
+          <w:sz w:val="24"/>
+          <w:szCs w:val="24"/>
+        </w:rPr>
+        <w:t xml:space="preserve">Nos travaux ne sont pas destinés à remplacer les diligences qu‘il appartient à l'Administration, ayant eu communication de ce visa, de mettre en œuvre au regard de ses propres besoins en application de la loi 69-21. </w:t>
+      </w:r>
+    </w:p>
+    <w:p>
+      <w:pPr>
+        <w:spacing w:after="200" w:line="276" w:lineRule="auto"/>
+        <w:jc w:val="both"/>
+        <w:rPr>
+          <w:rFonts w:ascii="Aptos" w:hAnsi="Aptos" w:cs="Arial"/>
+          <w:sz w:val="24"/>
+          <w:szCs w:val="24"/>
+        </w:rPr>
+      </w:pPr>
+      <w:r>
+        <w:rPr>
+          <w:rFonts w:ascii="Aptos" w:hAnsi="Aptos" w:cs="Arial"/>
+          <w:b/>
+          <w:bCs/>
+          <w:sz w:val="24"/>
+          <w:szCs w:val="24"/>
+        </w:rPr>
+        <w:t xml:space="preserve">Conclusion : </w:t>
+      </w:r>
+    </w:p>
+    <w:p>
+      <w:pPr>
+        <w:spacing w:after="200" w:line="276" w:lineRule="auto"/>
+        <w:jc w:val="both"/>
+        <w:rPr>
+          <w:rFonts w:ascii="Aptos" w:hAnsi="Aptos" w:cs="Arial"/>
+          <w:sz w:val="24"/>
+          <w:szCs w:val="24"/>
+        </w:rPr>
+      </w:pPr>
+      <w:r>
+        <w:rPr>
+          <w:rFonts w:ascii="Aptos" w:hAnsi="Aptos" w:cs="Arial"/>
+          <w:sz w:val="24"/>
+          <w:szCs w:val="24"/>
+        </w:rPr>
+        <w:t xml:space="preserve">Sur la base de nos travaux, nous n’avons pas d’observations sur la concordance des informations figurant dans l’état joint à la déclaration des délais de paiement, avec les </w:t>
+      </w:r>
+      <w:r>
+        <w:rPr>
+          <w:rFonts w:ascii="Aptos" w:hAnsi="Aptos" w:cs="Arial"/>
+          <w:sz w:val="24"/>
+          <w:szCs w:val="24"/>
+        </w:rPr>
+        <w:lastRenderedPageBreak/>
+        <w:t xml:space="preserve">justificatifs des informations figurant sur les factures non payées dans les délais prévus à l’article 2.78 de la loi 69-21 de la société </w:t>
+      </w:r>
+      <w:r>
+        <w:rPr>
+          <w:rFonts w:ascii="Aptos" w:hAnsi="Aptos"/>
+          <w:b/>
+          <w:bCs/>
+          <w:sz w:val="24"/>
+          <w:szCs w:val="24"/>
+        </w:rPr>
+        <w:t>{raisonSociale}</w:t>
+      </w:r>
+      <w:r>
+        <w:rPr>
+          <w:rFonts w:ascii="Aptos" w:hAnsi="Aptos" w:cs="Arial"/>
+          <w:sz w:val="24"/>
+          <w:szCs w:val="24"/>
+        </w:rPr>
+        <w:t xml:space="preserve"> au titre de la période du </w:t>
+      </w:r>
+      <w:r>
+        <w:rPr>
+          <w:rFonts w:ascii="Aptos" w:hAnsi="Aptos" w:cs="Arial"/>
+          <w:b/>
+          <w:bCs/>
+          <w:sz w:val="24"/>
+          <w:szCs w:val="24"/>
+        </w:rPr>
+        <w:t>{periodeCourte}</w:t>
+      </w:r>
+      <w:r>
+        <w:rPr>
+          <w:rFonts w:ascii="Aptos" w:hAnsi="Aptos" w:cs="Arial"/>
+          <w:sz w:val="24"/>
+          <w:szCs w:val="24"/>
+        </w:rPr>
+        <w:t>.</w:t>
+      </w:r>
+    </w:p>
+    <w:p>
+      <w:pPr>
+        <w:spacing w:line="260" w:lineRule="atLeast"/>
+        <w:jc w:val="both"/>
+      </w:pPr>
+      <w:r>
+        <w:rPr>
+          <w:rFonts w:ascii="Aptos" w:hAnsi="Aptos" w:cs="Arial"/>
+          <w:sz w:val="24"/>
+          <w:szCs w:val="24"/>
+        </w:rPr>
+        <w:t xml:space="preserve">Notre visa n'a pour seul objectif que celui indiqué dans le premier paragraphe ci-dessus et est réservé à votre propre usage dans le cadre de la loi 69-21. Il ne peut être utilisé à d'autres fins, ni être communiqué à d'autres parties. </w:t>
+      </w:r>
+    </w:p>
+    <w:p>
+      <w:pPr>
         <w:tabs>
-          <w:tab w:val="left" w:pos="5730"/>
+          <w:tab w:val="left" w:pos="1530"/>
         </w:tabs>
         <w:spacing w:line="260" w:lineRule="atLeast"/>
-        <w:rPr>
-          <w:rFonts w:ascii="Aptos" w:hAnsi="Aptos" w:cs="Arial"/>
-          <w:b/>
-          <w:sz w:val="24"/>
-          <w:szCs w:val="24"/>
-        </w:rPr>
-      </w:pPr>
-    </w:p>
-    <w:p>
-      <w:pPr>
-        <w:spacing w:line="260" w:lineRule="atLeast"/>
-        <w:jc w:val="center"/>
-        <w:rPr>
-          <w:rFonts w:ascii="Aptos" w:hAnsi="Aptos" w:cs="Arial"/>
-          <w:b/>
-          <w:bCs/>
-          <w:sz w:val="24"/>
-          <w:szCs w:val="24"/>
-        </w:rPr>
-      </w:pPr>
-      <w:r>
-        <w:rPr>
-          <w:rFonts w:ascii="Aptos" w:hAnsi="Aptos" w:cs="Arial"/>
-          <w:b/>
-          <w:sz w:val="24"/>
-          <w:szCs w:val="24"/>
-        </w:rPr>
-        <w:t xml:space="preserve">Période du </w:t>
-      </w:r>
-      <w:r>
-        <w:rPr>
-          <w:rFonts w:ascii="Aptos" w:hAnsi="Aptos"/>
-          <w:b/>
-          <w:bCs/>
-          <w:sz w:val="24"/>
-          <w:szCs w:val="24"/>
-        </w:rPr>
-        <w:t>{</w:t>
-      </w:r>
-      <w:proofErr w:type="spellStart"/>
-      <w:r>
-        <w:rPr>
-          <w:rFonts w:ascii="Aptos" w:hAnsi="Aptos"/>
-          <w:b/>
-          <w:bCs/>
-          <w:sz w:val="24"/>
-          <w:szCs w:val="24"/>
-        </w:rPr>
-        <w:t>periodeCourte</w:t>
-      </w:r>
-      <w:proofErr w:type="spellEnd"/>
-      <w:r>
-        <w:rPr>
-          <w:rFonts w:ascii="Aptos" w:hAnsi="Aptos"/>
-          <w:b/>
-          <w:bCs/>
-          <w:sz w:val="24"/>
-          <w:szCs w:val="24"/>
-        </w:rPr>
-        <w:t>}</w:t>
-      </w:r>
-    </w:p>
-    <w:p>
-      <w:pPr>
-        <w:spacing w:line="260" w:lineRule="atLeast"/>
         <w:jc w:val="both"/>
         <w:rPr>
           <w:rFonts w:ascii="Aptos" w:hAnsi="Aptos" w:cs="Arial"/>
-          <w:b/>
-          <w:sz w:val="24"/>
-          <w:szCs w:val="24"/>
-        </w:rPr>
-      </w:pPr>
-    </w:p>
-    <w:p>
-      <w:pPr>
-        <w:spacing w:after="200" w:line="276" w:lineRule="auto"/>
-        <w:jc w:val="both"/>
-        <w:rPr>
-          <w:rFonts w:ascii="Aptos" w:hAnsi="Aptos" w:cs="Arial"/>
-          <w:sz w:val="24"/>
-          <w:szCs w:val="24"/>
-        </w:rPr>
-      </w:pPr>
-      <w:r>
-        <w:rPr>
-          <w:rFonts w:ascii="Aptos" w:hAnsi="Aptos" w:cs="Arial"/>
-          <w:sz w:val="24"/>
-          <w:szCs w:val="24"/>
-        </w:rPr>
-        <w:t>En notre qualité de commissaire aux comptes de la société</w:t>
-      </w:r>
-      <w:r>
-        <w:rPr>
-          <w:rFonts w:ascii="Aptos" w:hAnsi="Aptos" w:cs="Arial"/>
-          <w:sz w:val="24"/>
-          <w:szCs w:val="24"/>
-        </w:rPr>
-        <w:t xml:space="preserve"> </w:t>
-      </w:r>
-      <w:r>
-        <w:rPr>
-          <w:rFonts w:ascii="Aptos" w:hAnsi="Aptos"/>
-          <w:b/>
-          <w:bCs/>
-          <w:sz w:val="24"/>
-          <w:szCs w:val="24"/>
-        </w:rPr>
-        <w:t>{</w:t>
-      </w:r>
-      <w:proofErr w:type="spellStart"/>
-      <w:r>
-        <w:rPr>
-          <w:rFonts w:ascii="Aptos" w:hAnsi="Aptos"/>
-          <w:b/>
-          <w:bCs/>
-          <w:sz w:val="24"/>
-          <w:szCs w:val="24"/>
-        </w:rPr>
-        <w:t>raisonSociale</w:t>
-      </w:r>
-      <w:proofErr w:type="spellEnd"/>
-      <w:r>
-        <w:rPr>
-          <w:rFonts w:ascii="Aptos" w:hAnsi="Aptos"/>
-          <w:b/>
-          <w:bCs/>
-          <w:sz w:val="24"/>
-          <w:szCs w:val="24"/>
-        </w:rPr>
-        <w:t>}</w:t>
-      </w:r>
-      <w:r>
-        <w:rPr>
-          <w:rFonts w:ascii="Aptos" w:hAnsi="Aptos" w:cs="Arial"/>
-          <w:sz w:val="24"/>
-          <w:szCs w:val="24"/>
-        </w:rPr>
-        <w:t xml:space="preserve"> </w:t>
-      </w:r>
-      <w:r>
-        <w:rPr>
-          <w:rFonts w:ascii="Aptos" w:hAnsi="Aptos" w:cs="Arial"/>
-          <w:sz w:val="24"/>
-          <w:szCs w:val="24"/>
-        </w:rPr>
-        <w:t xml:space="preserve">et </w:t>
-      </w:r>
-      <w:r>
-        <w:rPr>
-          <w:rFonts w:ascii="Aptos" w:hAnsi="Aptos" w:cs="Arial"/>
-          <w:sz w:val="24"/>
-          <w:szCs w:val="24"/>
-        </w:rPr>
-        <w:t>en application des</w:t>
-      </w:r>
-      <w:r>
-        <w:rPr>
-          <w:rFonts w:ascii="Aptos" w:hAnsi="Aptos" w:cs="Arial"/>
-          <w:sz w:val="24"/>
-          <w:szCs w:val="24"/>
-        </w:rPr>
-        <w:t xml:space="preserve"> </w:t>
-      </w:r>
-      <w:r>
-        <w:rPr>
-          <w:rFonts w:ascii="Aptos" w:hAnsi="Aptos" w:cs="Arial"/>
-          <w:sz w:val="24"/>
-          <w:szCs w:val="24"/>
-        </w:rPr>
-        <w:t>dispositions de la loi 69-21 relative aux délais de paiement, nous avons vérifié la concordance des</w:t>
-      </w:r>
-      <w:r>
-        <w:rPr>
-          <w:rFonts w:ascii="Aptos" w:hAnsi="Aptos" w:cs="Arial"/>
-          <w:sz w:val="24"/>
-          <w:szCs w:val="24"/>
-        </w:rPr>
-        <w:t xml:space="preserve"> </w:t>
-      </w:r>
-      <w:r>
-        <w:rPr>
-          <w:rFonts w:ascii="Aptos" w:hAnsi="Aptos" w:cs="Arial"/>
-          <w:sz w:val="24"/>
-          <w:szCs w:val="24"/>
-        </w:rPr>
-        <w:t xml:space="preserve">informations, figurant dans l’état joint à la déclaration des délais de paiement, avec les justificatifs des informations figurant sur les factures non payées dans les délais prévus à l’article 2.78 de la loi 69-21 de </w:t>
-      </w:r>
-      <w:r>
-        <w:rPr>
-          <w:rFonts w:ascii="Aptos" w:hAnsi="Aptos" w:cs="Arial"/>
-          <w:sz w:val="24"/>
-          <w:szCs w:val="24"/>
-        </w:rPr>
-        <w:t xml:space="preserve">la société </w:t>
-      </w:r>
-      <w:r>
-        <w:rPr>
-          <w:rFonts w:ascii="Aptos" w:hAnsi="Aptos"/>
-          <w:b/>
-          <w:bCs/>
-          <w:sz w:val="24"/>
-          <w:szCs w:val="24"/>
-        </w:rPr>
-        <w:t>{</w:t>
-      </w:r>
-      <w:proofErr w:type="spellStart"/>
-      <w:r>
-        <w:rPr>
-          <w:rFonts w:ascii="Aptos" w:hAnsi="Aptos"/>
-          <w:b/>
-          <w:bCs/>
-          <w:sz w:val="24"/>
-          <w:szCs w:val="24"/>
-        </w:rPr>
-        <w:t>raisonSociale</w:t>
-      </w:r>
-      <w:proofErr w:type="spellEnd"/>
-      <w:r>
-        <w:rPr>
-          <w:rFonts w:ascii="Aptos" w:hAnsi="Aptos"/>
-          <w:b/>
-          <w:bCs/>
-          <w:sz w:val="24"/>
-          <w:szCs w:val="24"/>
-        </w:rPr>
-        <w:t>}</w:t>
-      </w:r>
-      <w:r>
-        <w:rPr>
-          <w:rFonts w:ascii="Aptos" w:hAnsi="Aptos" w:cs="Arial"/>
-          <w:sz w:val="24"/>
-          <w:szCs w:val="24"/>
-        </w:rPr>
-        <w:t xml:space="preserve"> au titre de la période du </w:t>
-      </w:r>
-      <w:r>
-        <w:rPr>
-          <w:rFonts w:ascii="Aptos" w:hAnsi="Aptos"/>
-          <w:b/>
-          <w:bCs/>
-          <w:sz w:val="24"/>
-          <w:szCs w:val="24"/>
-        </w:rPr>
-        <w:t>{</w:t>
-      </w:r>
-      <w:proofErr w:type="spellStart"/>
-      <w:r>
-        <w:rPr>
-          <w:rFonts w:ascii="Aptos" w:hAnsi="Aptos"/>
-          <w:b/>
-          <w:bCs/>
-          <w:sz w:val="24"/>
-          <w:szCs w:val="24"/>
-        </w:rPr>
-        <w:t>periodeCourte</w:t>
-      </w:r>
-      <w:proofErr w:type="spellEnd"/>
-      <w:r>
-        <w:rPr>
-          <w:rFonts w:ascii="Aptos" w:hAnsi="Aptos"/>
-          <w:b/>
-          <w:bCs/>
-          <w:sz w:val="24"/>
-          <w:szCs w:val="24"/>
-        </w:rPr>
-        <w:t>}</w:t>
-      </w:r>
-      <w:r>
-        <w:rPr>
-          <w:rFonts w:ascii="Aptos" w:hAnsi="Aptos" w:cs="Arial"/>
-          <w:b/>
-          <w:bCs/>
-          <w:sz w:val="24"/>
-          <w:szCs w:val="24"/>
-        </w:rPr>
-        <w:t>.</w:t>
-      </w:r>
-    </w:p>
-    <w:p>
-      <w:pPr>
-        <w:spacing w:after="200" w:line="276" w:lineRule="auto"/>
-        <w:jc w:val="both"/>
-        <w:rPr>
-          <w:rFonts w:ascii="Aptos" w:hAnsi="Aptos" w:cs="Arial"/>
-          <w:sz w:val="24"/>
-          <w:szCs w:val="24"/>
-        </w:rPr>
-      </w:pPr>
-      <w:r>
-        <w:rPr>
-          <w:rFonts w:ascii="Aptos" w:hAnsi="Aptos" w:cs="Arial"/>
-          <w:sz w:val="24"/>
-          <w:szCs w:val="24"/>
-        </w:rPr>
-        <w:t xml:space="preserve">Ledit état, ci-joint, fait ressortir un montant total de </w:t>
-      </w:r>
-      <w:r>
-        <w:rPr>
-          <w:rFonts w:ascii="Aptos" w:hAnsi="Aptos" w:cs="Arial"/>
-          <w:b/>
-          <w:bCs/>
-          <w:sz w:val="24"/>
-          <w:szCs w:val="24"/>
-        </w:rPr>
-        <w:t>{montant}</w:t>
-      </w:r>
-      <w:r>
-        <w:rPr>
-          <w:rFonts w:ascii="Aptos" w:hAnsi="Aptos" w:cs="Arial"/>
-          <w:sz w:val="24"/>
-          <w:szCs w:val="24"/>
-        </w:rPr>
-        <w:t xml:space="preserve"> de factures non payées</w:t>
-      </w:r>
-      <w:r>
-        <w:rPr>
-          <w:rFonts w:ascii="Aptos" w:hAnsi="Aptos" w:cs="Arial"/>
-          <w:sz w:val="24"/>
-          <w:szCs w:val="24"/>
-        </w:rPr>
-        <w:t xml:space="preserve"> </w:t>
-      </w:r>
-      <w:proofErr w:type="gramStart"/>
-      <w:r>
-        <w:rPr>
-          <w:rFonts w:ascii="Aptos" w:hAnsi="Aptos" w:cs="Arial"/>
-          <w:sz w:val="24"/>
-          <w:szCs w:val="24"/>
-        </w:rPr>
-        <w:t>totalement</w:t>
-      </w:r>
-      <w:proofErr w:type="gramEnd"/>
-      <w:r>
-        <w:rPr>
-          <w:rFonts w:ascii="Aptos" w:hAnsi="Aptos" w:cs="Arial"/>
-          <w:sz w:val="24"/>
-          <w:szCs w:val="24"/>
-        </w:rPr>
-        <w:t xml:space="preserve"> ou partiellement dans lesdits délais</w:t>
-      </w:r>
-      <w:r>
-        <w:rPr>
-          <w:rFonts w:ascii="Aptos" w:hAnsi="Aptos" w:cs="Arial"/>
-          <w:sz w:val="24"/>
-          <w:szCs w:val="24"/>
-        </w:rPr>
-        <w:t>.</w:t>
-      </w:r>
-    </w:p>
-    <w:p>
-      <w:pPr>
-        <w:spacing w:after="200" w:line="276" w:lineRule="auto"/>
-        <w:jc w:val="both"/>
-        <w:rPr>
-          <w:rFonts w:ascii="Aptos" w:hAnsi="Aptos" w:cs="Arial"/>
-          <w:sz w:val="24"/>
-          <w:szCs w:val="24"/>
-        </w:rPr>
-      </w:pPr>
-      <w:r>
-        <w:rPr>
-          <w:rFonts w:ascii="Aptos" w:hAnsi="Aptos" w:cs="Arial"/>
-          <w:sz w:val="24"/>
-          <w:szCs w:val="24"/>
-        </w:rPr>
-        <w:t>Ces informations ont été établies sous la responsabilité de la direction de la société</w:t>
-      </w:r>
-      <w:r>
-        <w:rPr>
-          <w:rFonts w:ascii="Aptos" w:hAnsi="Aptos" w:cs="Arial"/>
-          <w:sz w:val="24"/>
-          <w:szCs w:val="24"/>
-        </w:rPr>
-        <w:t xml:space="preserve"> </w:t>
-      </w:r>
-      <w:r>
-        <w:rPr>
-          <w:rFonts w:ascii="Aptos" w:hAnsi="Aptos"/>
-          <w:b/>
-          <w:bCs/>
-          <w:sz w:val="24"/>
-          <w:szCs w:val="24"/>
-        </w:rPr>
-        <w:t>{</w:t>
-      </w:r>
-      <w:proofErr w:type="spellStart"/>
-      <w:r>
-        <w:rPr>
-          <w:rFonts w:ascii="Aptos" w:hAnsi="Aptos"/>
-          <w:b/>
-          <w:bCs/>
-          <w:sz w:val="24"/>
-          <w:szCs w:val="24"/>
-        </w:rPr>
-        <w:t>raisonSociale</w:t>
-      </w:r>
-      <w:proofErr w:type="spellEnd"/>
-      <w:r>
-        <w:rPr>
-          <w:rFonts w:ascii="Aptos" w:hAnsi="Aptos"/>
-          <w:b/>
-          <w:bCs/>
-          <w:sz w:val="24"/>
-          <w:szCs w:val="24"/>
-        </w:rPr>
-        <w:t>}</w:t>
-      </w:r>
-      <w:r>
-        <w:rPr>
-          <w:rFonts w:ascii="Aptos" w:hAnsi="Aptos" w:cs="Arial"/>
-          <w:sz w:val="24"/>
-          <w:szCs w:val="24"/>
-        </w:rPr>
-        <w:t xml:space="preserve"> qui doit s’assurer de leur exhaustivité et de leur sincérité. Il nous appartient de vérifier la concordance de ces informations avec les justificatifs des informations figurant sur les factures non payées dans les délais prévus à l’article 2.78 de la loi 69-21.</w:t>
-      </w:r>
-      <w:r>
-        <w:rPr>
-          <w:rFonts w:ascii="Aptos" w:hAnsi="Aptos" w:cs="Arial"/>
-          <w:sz w:val="24"/>
-          <w:szCs w:val="24"/>
-        </w:rPr>
-        <w:t xml:space="preserve"> </w:t>
-      </w:r>
-    </w:p>
-    <w:p>
-      <w:pPr>
-        <w:spacing w:after="200" w:line="276" w:lineRule="auto"/>
-        <w:jc w:val="both"/>
-        <w:rPr>
-          <w:rFonts w:ascii="Aptos" w:hAnsi="Aptos" w:cs="Arial"/>
-          <w:sz w:val="24"/>
-          <w:szCs w:val="24"/>
-        </w:rPr>
-      </w:pPr>
-      <w:r>
-        <w:rPr>
-          <w:rFonts w:ascii="Aptos" w:hAnsi="Aptos" w:cs="Arial"/>
-          <w:sz w:val="24"/>
-          <w:szCs w:val="24"/>
-        </w:rPr>
-        <w:t>Notre intervention qui porte sur le contrôle de concordance, par sondages, d’informations documentaires et de gestion, ne constitue ni un audit, ni un examen limité. Elle a été effectuée selon la Directive de l’Ordre des Experts-Comptables, approuvée le 06 octobre 2023.</w:t>
-      </w:r>
-      <w:r>
-        <w:rPr>
-          <w:rFonts w:ascii="Aptos" w:hAnsi="Aptos" w:cs="Arial"/>
-          <w:sz w:val="24"/>
-          <w:szCs w:val="24"/>
-        </w:rPr>
-        <w:t xml:space="preserve"> </w:t>
-      </w:r>
-    </w:p>
-    <w:p>
-      <w:pPr>
-        <w:spacing w:after="200" w:line="276" w:lineRule="auto"/>
-        <w:jc w:val="both"/>
-        <w:rPr>
-          <w:rFonts w:ascii="Aptos" w:hAnsi="Aptos" w:cs="Arial"/>
-          <w:sz w:val="24"/>
-          <w:szCs w:val="24"/>
-        </w:rPr>
-      </w:pPr>
-      <w:r>
-        <w:rPr>
-          <w:rFonts w:ascii="Aptos" w:hAnsi="Aptos" w:cs="Arial"/>
-          <w:sz w:val="24"/>
-          <w:szCs w:val="24"/>
-        </w:rPr>
-        <w:t>Nos travaux ne sont pas destinés à remplacer les diligences qu‘il appartient à l'Administration, ayant eu communication de ce visa, de mettre en œuvre au regard de ses propres besoins en application de la loi 69-21.</w:t>
-      </w:r>
-      <w:r>
-        <w:rPr>
-          <w:rFonts w:ascii="Aptos" w:hAnsi="Aptos" w:cs="Arial"/>
-          <w:sz w:val="24"/>
-          <w:szCs w:val="24"/>
-        </w:rPr>
-        <w:t xml:space="preserve"> </w:t>
-      </w:r>
-    </w:p>
-    <w:p>
-      <w:pPr>
-        <w:spacing w:after="200" w:line="276" w:lineRule="auto"/>
-        <w:jc w:val="both"/>
-        <w:rPr>
-          <w:rFonts w:ascii="Aptos" w:hAnsi="Aptos" w:cs="Arial"/>
-          <w:sz w:val="24"/>
-          <w:szCs w:val="24"/>
-        </w:rPr>
-      </w:pPr>
-      <w:r>
-        <w:rPr>
-          <w:rFonts w:ascii="Aptos" w:hAnsi="Aptos" w:cs="Arial"/>
-          <w:b/>
-          <w:bCs/>
-          <w:sz w:val="24"/>
-          <w:szCs w:val="24"/>
-        </w:rPr>
-        <w:t>Conclusion :</w:t>
-      </w:r>
-      <w:r>
-        <w:rPr>
-          <w:rFonts w:ascii="Aptos" w:hAnsi="Aptos" w:cs="Arial"/>
-          <w:b/>
-          <w:bCs/>
-          <w:sz w:val="24"/>
-          <w:szCs w:val="24"/>
-        </w:rPr>
-        <w:t xml:space="preserve"> </w:t>
-      </w:r>
-    </w:p>
-    <w:p>
-      <w:pPr>
-        <w:spacing w:after="200" w:line="276" w:lineRule="auto"/>
-        <w:jc w:val="both"/>
-        <w:rPr>
-          <w:rFonts w:ascii="Aptos" w:hAnsi="Aptos" w:cs="Arial"/>
-          <w:sz w:val="24"/>
-          <w:szCs w:val="24"/>
-        </w:rPr>
-      </w:pPr>
-      <w:r>
-        <w:rPr>
-          <w:rFonts w:ascii="Aptos" w:hAnsi="Aptos" w:cs="Arial"/>
-          <w:sz w:val="24"/>
-          <w:szCs w:val="24"/>
-        </w:rPr>
-        <w:t xml:space="preserve">Sur la base de nos travaux, nous n’avons pas d’observations sur la concordance des informations figurant dans l’état joint à la déclaration des délais de paiement, avec les </w:t>
-      </w:r>
-      <w:r>
-        <w:rPr>
-          <w:rFonts w:ascii="Aptos" w:hAnsi="Aptos" w:cs="Arial"/>
-          <w:sz w:val="24"/>
-          <w:szCs w:val="24"/>
-        </w:rPr>
-        <w:lastRenderedPageBreak/>
-        <w:t>justificatifs des informations figurant sur les factures non payées dans les délais prévus à l’article 2.78 de la loi 69</w:t>
-      </w:r>
-      <w:r>
-        <w:rPr>
-          <w:rFonts w:ascii="Aptos" w:hAnsi="Aptos" w:cs="Arial"/>
-          <w:sz w:val="24"/>
-          <w:szCs w:val="24"/>
-        </w:rPr>
-        <w:t>-</w:t>
-      </w:r>
-      <w:r>
-        <w:rPr>
-          <w:rFonts w:ascii="Aptos" w:hAnsi="Aptos" w:cs="Arial"/>
-          <w:sz w:val="24"/>
-          <w:szCs w:val="24"/>
-        </w:rPr>
-        <w:t>21 de la société</w:t>
-      </w:r>
-      <w:r>
-        <w:rPr>
-          <w:rFonts w:ascii="Aptos" w:hAnsi="Aptos" w:cs="Arial"/>
-          <w:sz w:val="24"/>
-          <w:szCs w:val="24"/>
-        </w:rPr>
-        <w:t xml:space="preserve"> </w:t>
-      </w:r>
-      <w:r>
-        <w:rPr>
-          <w:rFonts w:ascii="Aptos" w:hAnsi="Aptos"/>
-          <w:b/>
-          <w:bCs/>
-          <w:sz w:val="24"/>
-          <w:szCs w:val="24"/>
-        </w:rPr>
-        <w:t>{</w:t>
-      </w:r>
-      <w:proofErr w:type="spellStart"/>
-      <w:r>
-        <w:rPr>
-          <w:rFonts w:ascii="Aptos" w:hAnsi="Aptos"/>
-          <w:b/>
-          <w:bCs/>
-          <w:sz w:val="24"/>
-          <w:szCs w:val="24"/>
-        </w:rPr>
-        <w:t>raisonSociale</w:t>
-      </w:r>
-      <w:proofErr w:type="spellEnd"/>
-      <w:r>
-        <w:rPr>
-          <w:rFonts w:ascii="Aptos" w:hAnsi="Aptos"/>
-          <w:b/>
-          <w:bCs/>
-          <w:sz w:val="24"/>
-          <w:szCs w:val="24"/>
-        </w:rPr>
-        <w:t>}</w:t>
-      </w:r>
-      <w:r>
-        <w:rPr>
-          <w:rFonts w:ascii="Aptos" w:hAnsi="Aptos" w:cs="Arial"/>
-          <w:sz w:val="24"/>
-          <w:szCs w:val="24"/>
-        </w:rPr>
-        <w:t xml:space="preserve"> au titre de la période du </w:t>
-      </w:r>
-      <w:r>
-        <w:rPr>
-          <w:rFonts w:ascii="Aptos" w:hAnsi="Aptos" w:cs="Arial"/>
-          <w:b/>
-          <w:bCs/>
-          <w:sz w:val="24"/>
-          <w:szCs w:val="24"/>
-        </w:rPr>
-        <w:t>{</w:t>
-      </w:r>
-      <w:proofErr w:type="spellStart"/>
-      <w:r>
-        <w:rPr>
-          <w:rFonts w:ascii="Aptos" w:hAnsi="Aptos" w:cs="Arial"/>
-          <w:b/>
-          <w:bCs/>
-          <w:sz w:val="24"/>
-          <w:szCs w:val="24"/>
-        </w:rPr>
-        <w:t>periodeCourte</w:t>
-      </w:r>
-      <w:proofErr w:type="spellEnd"/>
-      <w:r>
-        <w:rPr>
-          <w:rFonts w:ascii="Aptos" w:hAnsi="Aptos" w:cs="Arial"/>
-          <w:b/>
-          <w:bCs/>
-          <w:sz w:val="24"/>
-          <w:szCs w:val="24"/>
-        </w:rPr>
-        <w:t>}</w:t>
-      </w:r>
-      <w:r>
-        <w:rPr>
-          <w:rFonts w:ascii="Aptos" w:hAnsi="Aptos" w:cs="Arial"/>
-          <w:sz w:val="24"/>
-          <w:szCs w:val="24"/>
-        </w:rPr>
-        <w:t>.</w:t>
-      </w:r>
-    </w:p>
-    <w:p>
-      <w:pPr>
-        <w:spacing w:line="260" w:lineRule="atLeast"/>
-        <w:jc w:val="both"/>
-        <w:rPr>
-          <w:rFonts w:ascii="Aptos" w:hAnsi="Aptos" w:cs="Arial"/>
-          <w:sz w:val="24"/>
-          <w:szCs w:val="24"/>
-        </w:rPr>
-      </w:pPr>
-      <w:r>
-        <w:rPr>
-          <w:rFonts w:ascii="Aptos" w:hAnsi="Aptos" w:cs="Arial"/>
-          <w:sz w:val="24"/>
-          <w:szCs w:val="24"/>
-        </w:rPr>
-        <w:t xml:space="preserve">Notre visa n'a pour seul objectif que celui indiqué dans le premier paragraphe ci-dessus et est réservé à votre propre usage dans le cadre de la loi 69-21. Il ne peut être utilisé à d'autres fins, ni être communiqué à d'autres parties. </w:t>
-      </w:r>
-    </w:p>
-    <w:p>
-      <w:pPr>
-        <w:spacing w:line="260" w:lineRule="atLeast"/>
-        <w:jc w:val="both"/>
-        <w:rPr>
-          <w:rFonts w:ascii="Aptos" w:hAnsi="Aptos" w:cs="Arial"/>
-          <w:sz w:val="24"/>
-          <w:szCs w:val="24"/>
-        </w:rPr>
-      </w:pPr>
+          <w:sz w:val="24"/>
+          <w:szCs w:val="24"/>
+        </w:rPr>
+      </w:pPr>
+      <w:r>
+        <w:rPr>
+          <w:rFonts w:ascii="Aptos" w:hAnsi="Aptos" w:cs="Arial"/>
+          <w:sz w:val="24"/>
+          <w:szCs w:val="24"/>
+        </w:rPr>
+        <w:tab/>
+      </w:r>
     </w:p>
     <w:p>
       <w:pPr>
         <w:keepNext/>
         <w:overflowPunct/>
         <w:autoSpaceDE/>
-        <w:autoSpaceDN/>
-        <w:adjustRightInd/>
         <w:spacing w:line="260" w:lineRule="atLeast"/>
         <w:ind w:right="-77"/>
         <w:jc w:val="both"/>
@@ -1980,7 +1528,7 @@
         <w:outlineLvl w:val="0"/>
         <w:rPr>
           <w:rFonts w:ascii="Aptos" w:hAnsi="Aptos" w:cs="Arial"/>
-          <w:kern w:val="32"/>
+          <w:kern w:val="2"/>
           <w:sz w:val="24"/>
           <w:szCs w:val="24"/>
           <w:u w:val="single"/>
@@ -1990,21 +1538,13 @@
     </w:p>
     <w:p>
       <w:pPr>
-        <w:keepNext/>
-        <w:overflowPunct/>
-        <w:autoSpaceDE/>
-        <w:autoSpaceDN/>
-        <w:adjustRightInd/>
-        <w:spacing w:line="260" w:lineRule="atLeast"/>
-        <w:ind w:right="-77"/>
+        <w:spacing w:after="120" w:line="260" w:lineRule="atLeast"/>
         <w:jc w:val="both"/>
-        <w:textAlignment w:val="auto"/>
-        <w:outlineLvl w:val="0"/>
-        <w:rPr>
-          <w:rFonts w:ascii="Aptos" w:hAnsi="Aptos" w:cs="Arial"/>
+        <w:rPr>
+          <w:rFonts w:ascii="Arial" w:hAnsi="Arial" w:cs="Arial"/>
           <w:kern w:val="32"/>
-          <w:sz w:val="24"/>
-          <w:szCs w:val="24"/>
+          <w:sz w:val="22"/>
+          <w:szCs w:val="22"/>
           <w:u w:val="single"/>
           <w:lang w:eastAsia="fr-FR"/>
         </w:rPr>
@@ -2075,31 +1615,7 @@
           <w:u w:val="single"/>
           <w:lang w:eastAsia="fr-FR"/>
         </w:rPr>
-        <w:t>{</w:t>
-      </w:r>
-      <w:proofErr w:type="spellStart"/>
-      <w:r>
-        <w:rPr>
-          <w:rFonts w:ascii="Aptos" w:hAnsi="Aptos" w:cs="Arial"/>
-          <w:kern w:val="2"/>
-          <w:sz w:val="24"/>
-          <w:szCs w:val="24"/>
-          <w:u w:val="single"/>
-          <w:lang w:eastAsia="fr-FR"/>
-        </w:rPr>
-        <w:t>dateSignature</w:t>
-      </w:r>
-      <w:proofErr w:type="spellEnd"/>
-      <w:r>
-        <w:rPr>
-          <w:rFonts w:ascii="Aptos" w:hAnsi="Aptos" w:cs="Arial"/>
-          <w:kern w:val="2"/>
-          <w:sz w:val="24"/>
-          <w:szCs w:val="24"/>
-          <w:u w:val="single"/>
-          <w:lang w:eastAsia="fr-FR"/>
-        </w:rPr>
-        <w:t>}</w:t>
+        <w:t>{dateSignature}</w:t>
       </w:r>
     </w:p>
     <w:p>
@@ -2111,10 +1627,10 @@
         <w:spacing w:line="240" w:lineRule="auto"/>
         <w:ind w:right="0"/>
         <w:rPr>
-          <w:rFonts w:ascii="Aptos" w:hAnsi="Aptos" w:cs="Calibri"/>
+          <w:rFonts w:ascii="Calibri" w:hAnsi="Calibri" w:cs="Calibri"/>
           <w:b/>
           <w:iCs/>
-          <w:szCs w:val="24"/>
+          <w:szCs w:val="22"/>
         </w:rPr>
       </w:pPr>
     </w:p>
@@ -2127,20 +1643,20 @@
         <w:spacing w:line="240" w:lineRule="auto"/>
         <w:ind w:left="397" w:right="0" w:hanging="397"/>
         <w:rPr>
-          <w:rFonts w:ascii="Aptos" w:hAnsi="Aptos" w:cs="Calibri"/>
+          <w:rFonts w:ascii="Calibri" w:hAnsi="Calibri" w:cs="Calibri"/>
           <w:b/>
           <w:iCs/>
-          <w:szCs w:val="24"/>
-        </w:rPr>
-      </w:pPr>
-      <w:r>
-        <w:rPr>
-          <w:rFonts w:ascii="Aptos" w:hAnsi="Aptos" w:cs="Calibri"/>
+          <w:szCs w:val="22"/>
+        </w:rPr>
+      </w:pPr>
+      <w:r>
+        <w:rPr>
+          <w:rFonts w:ascii="Calibri" w:hAnsi="Calibri" w:cs="Calibri"/>
           <w:b/>
           <w:iCs/>
-          <w:szCs w:val="24"/>
-        </w:rPr>
-        <w:t>Le Commissaire aux Comptes</w:t>
+          <w:szCs w:val="22"/>
+        </w:rPr>
+        <w:t>Le commissaire aux comptes</w:t>
       </w:r>
     </w:p>
     <w:p>
@@ -2168,6 +1684,16 @@
     </w:p>
     <w:p/>
     <w:p>
+      <w:r>
+        <w:rPr>
+          <w:rFonts w:ascii="Garamond" w:hAnsi="Garamond" w:cs="Garamond"/>
+          <w:b/>
+          <w:szCs w:val="22"/>
+        </w:rPr>
+        <w:t>{%signature}</w:t>
+      </w:r>
+    </w:p>
+    <w:p>
       <w:pPr>
         <w:pStyle w:val="Heading2"/>
         <w:tabs>
@@ -2176,22 +1702,12 @@
         <w:spacing w:line="240" w:lineRule="auto"/>
         <w:ind w:left="397" w:right="0" w:hanging="397"/>
         <w:rPr>
-          <w:rFonts w:ascii="Garamond" w:hAnsi="Garamond" w:cs="Garamond"/>
-          <w:b/>
-          <w:szCs w:val="22"/>
-          <w:lang w:val="en-US"/>
-        </w:rPr>
-      </w:pPr>
-      <w:r>
-        <w:rPr>
-          <w:rFonts w:ascii="Garamond" w:hAnsi="Garamond" w:cs="Garamond"/>
-          <w:b/>
-          <w:szCs w:val="22"/>
-          <w:lang w:val="en-US"/>
-        </w:rPr>
-        <w:t>{%signature}</w:t>
-      </w:r>
-    </w:p>
+          <w:rFonts w:ascii="Garamond" w:hAnsi="Garamond"/>
+          <w:noProof/>
+        </w:rPr>
+      </w:pPr>
+    </w:p>
+    <w:p/>
     <w:p>
       <w:pPr>
         <w:pStyle w:val="Heading2"/>
@@ -2201,12 +1717,37 @@
         <w:spacing w:line="240" w:lineRule="auto"/>
         <w:ind w:left="397" w:right="0" w:hanging="397"/>
         <w:rPr>
-          <w:rFonts w:ascii="Garamond" w:hAnsi="Garamond"/>
-          <w:noProof/>
-        </w:rPr>
-      </w:pPr>
-    </w:p>
-    <w:p/>
+          <w:rFonts w:ascii="Aptos" w:hAnsi="Aptos" w:cs="Calibri"/>
+          <w:b/>
+          <w:iCs/>
+          <w:szCs w:val="24"/>
+        </w:rPr>
+      </w:pPr>
+    </w:p>
+    <w:p>
+      <w:pPr>
+        <w:spacing w:after="120" w:line="260" w:lineRule="atLeast"/>
+        <w:jc w:val="both"/>
+        <w:rPr>
+          <w:rFonts w:ascii="Arial" w:hAnsi="Arial" w:cs="Arial"/>
+          <w:kern w:val="32"/>
+          <w:sz w:val="22"/>
+          <w:szCs w:val="22"/>
+          <w:u w:val="single"/>
+          <w:lang w:eastAsia="fr-FR"/>
+        </w:rPr>
+      </w:pPr>
+      <w:r>
+        <w:rPr>
+          <w:rFonts w:ascii="Calibri" w:hAnsi="Calibri" w:cs="Calibri"/>
+          <w:b/>
+          <w:iCs/>
+          <w:szCs w:val="22"/>
+          <w:lang w:val="en-GB"/>
+        </w:rPr>
+        <w:t>{signataire}</w:t>
+      </w:r>
+    </w:p>
     <w:p>
       <w:pPr>
         <w:pStyle w:val="Heading2"/>
@@ -2218,73 +1759,20 @@
         <w:rPr>
           <w:rFonts w:ascii="Calibri" w:hAnsi="Calibri" w:cs="Calibri"/>
           <w:b/>
-          <w:iCs/>
-          <w:szCs w:val="22"/>
-          <w:lang w:val="en-GB"/>
+          <w:bCs/>
+          <w:i/>
+          <w:szCs w:val="22"/>
         </w:rPr>
       </w:pPr>
       <w:r>
         <w:rPr>
           <w:rFonts w:ascii="Calibri" w:hAnsi="Calibri" w:cs="Calibri"/>
           <w:b/>
-          <w:iCs/>
-          <w:szCs w:val="22"/>
-          <w:lang w:val="en-GB"/>
-        </w:rPr>
-        <w:t>{</w:t>
-      </w:r>
-      <w:proofErr w:type="spellStart"/>
-      <w:r>
-        <w:rPr>
-          <w:rFonts w:ascii="Calibri" w:hAnsi="Calibri" w:cs="Calibri"/>
-          <w:b/>
-          <w:iCs/>
-          <w:szCs w:val="22"/>
-          <w:lang w:val="en-GB"/>
-        </w:rPr>
-        <w:t>signataire</w:t>
-      </w:r>
-      <w:proofErr w:type="spellEnd"/>
-      <w:r>
-        <w:rPr>
-          <w:rFonts w:ascii="Calibri" w:hAnsi="Calibri" w:cs="Calibri"/>
-          <w:b/>
-          <w:iCs/>
-          <w:szCs w:val="22"/>
-          <w:lang w:val="en-GB"/>
-        </w:rPr>
-        <w:t>}</w:t>
-      </w:r>
-    </w:p>
-    <w:p>
-      <w:pPr>
-        <w:pStyle w:val="Heading2"/>
-        <w:tabs>
-          <w:tab w:val="left" w:pos="5529"/>
-        </w:tabs>
-        <w:spacing w:line="240" w:lineRule="auto"/>
-        <w:ind w:left="397" w:right="0" w:hanging="397"/>
-        <w:rPr>
-          <w:rFonts w:ascii="Calibri" w:hAnsi="Calibri" w:cs="Calibri"/>
-          <w:b/>
-          <w:bCs/>
-          <w:i/>
-          <w:szCs w:val="22"/>
-          <w:lang w:val="en-GB"/>
-        </w:rPr>
-      </w:pPr>
-      <w:proofErr w:type="spellStart"/>
-      <w:r>
-        <w:rPr>
-          <w:rFonts w:ascii="Calibri" w:hAnsi="Calibri" w:cs="Calibri"/>
-          <w:b/>
-          <w:bCs/>
-          <w:szCs w:val="22"/>
-          <w:lang w:val="en-GB"/>
+          <w:bCs/>
+          <w:szCs w:val="22"/>
         </w:rPr>
         <w:t>Associé</w:t>
       </w:r>
-      <w:proofErr w:type="spellEnd"/>
     </w:p>
     <w:p>
       <w:pPr>
@@ -3610,37 +3098,37 @@
       </w:rPr>
     </w:lvl>
   </w:abstractNum>
-  <w:num w:numId="1" w16cid:durableId="421069619">
+  <w:num w:numId="1" w16cid:durableId="1137844319">
     <w:abstractNumId w:val="5"/>
   </w:num>
-  <w:num w:numId="2" w16cid:durableId="1726681818">
+  <w:num w:numId="2" w16cid:durableId="276790704">
     <w:abstractNumId w:val="3"/>
   </w:num>
-  <w:num w:numId="3" w16cid:durableId="1671634967">
+  <w:num w:numId="3" w16cid:durableId="487138917">
     <w:abstractNumId w:val="6"/>
   </w:num>
-  <w:num w:numId="4" w16cid:durableId="1193112821">
+  <w:num w:numId="4" w16cid:durableId="489365198">
     <w:abstractNumId w:val="9"/>
   </w:num>
-  <w:num w:numId="5" w16cid:durableId="808983103">
+  <w:num w:numId="5" w16cid:durableId="1873689539">
     <w:abstractNumId w:val="10"/>
   </w:num>
-  <w:num w:numId="6" w16cid:durableId="280499425">
+  <w:num w:numId="6" w16cid:durableId="2027515576">
     <w:abstractNumId w:val="0"/>
   </w:num>
-  <w:num w:numId="7" w16cid:durableId="780221083">
+  <w:num w:numId="7" w16cid:durableId="1388871307">
     <w:abstractNumId w:val="2"/>
   </w:num>
-  <w:num w:numId="8" w16cid:durableId="2081098200">
+  <w:num w:numId="8" w16cid:durableId="1550847716">
     <w:abstractNumId w:val="1"/>
   </w:num>
-  <w:num w:numId="9" w16cid:durableId="1600598922">
+  <w:num w:numId="9" w16cid:durableId="2112386314">
     <w:abstractNumId w:val="7"/>
   </w:num>
-  <w:num w:numId="10" w16cid:durableId="2131239926">
+  <w:num w:numId="10" w16cid:durableId="1321081836">
     <w:abstractNumId w:val="8"/>
   </w:num>
-  <w:num w:numId="11" w16cid:durableId="1410956170">
+  <w:num w:numId="11" w16cid:durableId="1452481229">
     <w:abstractNumId w:val="4"/>
   </w:num>
 </w:numbering>
@@ -3673,50 +3161,6 @@
     <w:lsdException w:name="Subtitle" w:qFormat="1"/>
     <w:lsdException w:name="Strong" w:qFormat="1"/>
     <w:lsdException w:name="Emphasis" w:qFormat="1"/>
-    <w:lsdException w:name="Normal Table" w:semiHidden="1" w:unhideWhenUsed="1"/>
-    <w:lsdException w:name="Table Simple 1" w:semiHidden="1" w:unhideWhenUsed="1"/>
-    <w:lsdException w:name="Table Simple 2" w:semiHidden="1" w:unhideWhenUsed="1"/>
-    <w:lsdException w:name="Table Simple 3" w:semiHidden="1" w:unhideWhenUsed="1"/>
-    <w:lsdException w:name="Table Classic 1" w:semiHidden="1" w:unhideWhenUsed="1"/>
-    <w:lsdException w:name="Table Classic 2" w:semiHidden="1" w:unhideWhenUsed="1"/>
-    <w:lsdException w:name="Table Classic 3" w:semiHidden="1" w:unhideWhenUsed="1"/>
-    <w:lsdException w:name="Table Classic 4" w:semiHidden="1" w:unhideWhenUsed="1"/>
-    <w:lsdException w:name="Table Colorful 1" w:semiHidden="1" w:unhideWhenUsed="1"/>
-    <w:lsdException w:name="Table Colorful 2" w:semiHidden="1" w:unhideWhenUsed="1"/>
-    <w:lsdException w:name="Table Colorful 3" w:semiHidden="1" w:unhideWhenUsed="1"/>
-    <w:lsdException w:name="Table Columns 1" w:semiHidden="1" w:unhideWhenUsed="1"/>
-    <w:lsdException w:name="Table Columns 2" w:semiHidden="1" w:unhideWhenUsed="1"/>
-    <w:lsdException w:name="Table Columns 3" w:semiHidden="1" w:unhideWhenUsed="1"/>
-    <w:lsdException w:name="Table Columns 4" w:semiHidden="1" w:unhideWhenUsed="1"/>
-    <w:lsdException w:name="Table Columns 5" w:semiHidden="1" w:unhideWhenUsed="1"/>
-    <w:lsdException w:name="Table Grid 1" w:semiHidden="1" w:unhideWhenUsed="1"/>
-    <w:lsdException w:name="Table Grid 2" w:semiHidden="1" w:unhideWhenUsed="1"/>
-    <w:lsdException w:name="Table Grid 3" w:semiHidden="1" w:unhideWhenUsed="1"/>
-    <w:lsdException w:name="Table Grid 4" w:semiHidden="1" w:unhideWhenUsed="1"/>
-    <w:lsdException w:name="Table Grid 5" w:semiHidden="1" w:unhideWhenUsed="1"/>
-    <w:lsdException w:name="Table Grid 6" w:semiHidden="1" w:unhideWhenUsed="1"/>
-    <w:lsdException w:name="Table Grid 7" w:semiHidden="1" w:unhideWhenUsed="1"/>
-    <w:lsdException w:name="Table Grid 8" w:semiHidden="1" w:unhideWhenUsed="1"/>
-    <w:lsdException w:name="Table List 1" w:semiHidden="1" w:unhideWhenUsed="1"/>
-    <w:lsdException w:name="Table List 2" w:semiHidden="1" w:unhideWhenUsed="1"/>
-    <w:lsdException w:name="Table List 3" w:semiHidden="1" w:unhideWhenUsed="1"/>
-    <w:lsdException w:name="Table List 4" w:semiHidden="1" w:unhideWhenUsed="1"/>
-    <w:lsdException w:name="Table List 5" w:semiHidden="1" w:unhideWhenUsed="1"/>
-    <w:lsdException w:name="Table List 6" w:semiHidden="1" w:unhideWhenUsed="1"/>
-    <w:lsdException w:name="Table List 7" w:semiHidden="1" w:unhideWhenUsed="1"/>
-    <w:lsdException w:name="Table List 8" w:semiHidden="1" w:unhideWhenUsed="1"/>
-    <w:lsdException w:name="Table 3D effects 1" w:semiHidden="1" w:unhideWhenUsed="1"/>
-    <w:lsdException w:name="Table 3D effects 2" w:semiHidden="1" w:unhideWhenUsed="1"/>
-    <w:lsdException w:name="Table 3D effects 3" w:semiHidden="1" w:unhideWhenUsed="1"/>
-    <w:lsdException w:name="Table Contemporary" w:semiHidden="1" w:unhideWhenUsed="1"/>
-    <w:lsdException w:name="Table Elegant" w:semiHidden="1" w:unhideWhenUsed="1"/>
-    <w:lsdException w:name="Table Professional" w:semiHidden="1" w:unhideWhenUsed="1"/>
-    <w:lsdException w:name="Table Subtle 1" w:semiHidden="1" w:unhideWhenUsed="1"/>
-    <w:lsdException w:name="Table Subtle 2" w:semiHidden="1" w:unhideWhenUsed="1"/>
-    <w:lsdException w:name="Table Web 1" w:semiHidden="1" w:unhideWhenUsed="1"/>
-    <w:lsdException w:name="Table Web 2" w:semiHidden="1" w:unhideWhenUsed="1"/>
-    <w:lsdException w:name="Table Web 3" w:semiHidden="1" w:unhideWhenUsed="1"/>
-    <w:lsdException w:name="Table Theme" w:semiHidden="1" w:unhideWhenUsed="1"/>
     <w:lsdException w:name="Placeholder Text" w:semiHidden="1" w:uiPriority="99"/>
     <w:lsdException w:name="No Spacing" w:uiPriority="1" w:qFormat="1"/>
     <w:lsdException w:name="Light Shading" w:uiPriority="60"/>
@@ -4007,15 +3451,11 @@
   </w:style>
   <w:style w:type="character" w:default="1" w:styleId="DefaultParagraphFont">
     <w:name w:val="Default Paragraph Font"/>
-    <w:uiPriority w:val="1"/>
     <w:semiHidden/>
-    <w:unhideWhenUsed/>
   </w:style>
   <w:style w:type="table" w:default="1" w:styleId="TableNormal">
     <w:name w:val="Normal Table"/>
-    <w:uiPriority w:val="99"/>
     <w:semiHidden/>
-    <w:unhideWhenUsed/>
     <w:tblPr>
       <w:tblInd w:w="0" w:type="dxa"/>
       <w:tblCellMar>
@@ -4028,9 +3468,7 @@
   </w:style>
   <w:style w:type="numbering" w:default="1" w:styleId="NoList">
     <w:name w:val="No List"/>
-    <w:uiPriority w:val="99"/>
     <w:semiHidden/>
-    <w:unhideWhenUsed/>
   </w:style>
   <w:style w:type="paragraph" w:styleId="Header">
     <w:name w:val="header"/>
@@ -4117,7 +3555,7 @@
     </w:rPr>
   </w:style>
   <w:style w:type="paragraph" w:customStyle="1" w:styleId="CarCarCarCarCarCarCar">
-    <w:name w:val="Car Car Car Car Car Car Car"/>
+    <w:name w:val=" Car Car Car Car Car Car Car"/>
     <w:basedOn w:val="Normal"/>
     <w:rsid w:val="00CA5DAE"/>
     <w:pPr>
